--- a/Módulo2/Projeto Final/Documentação/Documentação_Projeto_TaskFlow.docx
+++ b/Módulo2/Projeto Final/Documentação/Documentação_Projeto_TaskFlow.docx
@@ -38,7 +38,6 @@
         <w:spacing w:after="360"/>
         <w:jc w:val="center"/>
       </w:pPr>
-      <w:proofErr w:type="spellStart"/>
       <w:r>
         <w:rPr>
           <w:i/>
@@ -47,18 +46,7 @@
           <w:sz w:val="24"/>
           <w:szCs w:val="24"/>
         </w:rPr>
-        <w:t>TaskFlow</w:t>
-      </w:r>
-      <w:proofErr w:type="spellEnd"/>
-      <w:r>
-        <w:rPr>
-          <w:i/>
-          <w:iCs/>
-          <w:color w:val="5B6577"/>
-          <w:sz w:val="24"/>
-          <w:szCs w:val="24"/>
-        </w:rPr>
-        <w:t xml:space="preserve"> — Sistema Gerenciador de Tarefas</w:t>
+        <w:t>TaskFlow — Sistema Gerenciador de Tarefas</w:t>
       </w:r>
     </w:p>
     <w:p>
@@ -85,31 +73,7 @@
         <w:spacing w:after="140"/>
       </w:pPr>
       <w:r>
-        <w:t xml:space="preserve">Projetar e construir a interface visual estática e responsiva do </w:t>
-      </w:r>
-      <w:proofErr w:type="spellStart"/>
-      <w:r>
-        <w:t>TaskFlow</w:t>
-      </w:r>
-      <w:proofErr w:type="spellEnd"/>
-      <w:r>
-        <w:t>, um sistema gerenciador de tarefas, cobrindo o fluxo completo de autenticação (login e cadastro) e a gestão visual de tarefas (dashboard/listagem, criação, edição e detalhes). O projeto utiliza HTML5 semântico e CSS3 (</w:t>
-      </w:r>
-      <w:proofErr w:type="spellStart"/>
-      <w:r>
-        <w:t>Flexbox</w:t>
-      </w:r>
-      <w:proofErr w:type="spellEnd"/>
-      <w:r>
-        <w:t>/Grid, mobile-</w:t>
-      </w:r>
-      <w:proofErr w:type="spellStart"/>
-      <w:r>
-        <w:t>first</w:t>
-      </w:r>
-      <w:proofErr w:type="spellEnd"/>
-      <w:r>
-        <w:t>), com atenção a acessibilidade (WCAG 2.1 AA) e boas práticas de organização de código, conforme as diretrizes do módulo.</w:t>
+        <w:t>Projetar e construir a interface visual estática e responsiva do TaskFlow, um sistema gerenciador de tarefas, cobrindo o fluxo completo de autenticação (login e cadastro) e a gestão visual de tarefas (dashboard/listagem, criação, edição e detalhes). O projeto utiliza HTML5 semântico e CSS3 (Flexbox/Grid, mobile-first), com atenção a acessibilidade (WCAG 2.1 AA) e boas práticas de organização de código, conforme as diretrizes do módulo.</w:t>
       </w:r>
     </w:p>
     <w:p>
@@ -142,13 +106,8 @@
         </w:rPr>
         <w:t xml:space="preserve">Nome do projeto: </w:t>
       </w:r>
-      <w:proofErr w:type="spellStart"/>
-      <w:r>
-        <w:t>TaskFlow</w:t>
-      </w:r>
-      <w:proofErr w:type="spellEnd"/>
-      <w:r>
-        <w:t xml:space="preserve"> — Sistema Gerenciador de Tarefas</w:t>
+      <w:r>
+        <w:t>TaskFlow — Sistema Gerenciador de Tarefas</w:t>
       </w:r>
     </w:p>
     <w:p>
@@ -163,7 +122,10 @@
         <w:t xml:space="preserve">Equipe (nome e RA): </w:t>
       </w:r>
       <w:r>
-        <w:t>Felipe Duarte — RA: [inserir RA]</w:t>
+        <w:t xml:space="preserve">Felipe Duarte — RA: </w:t>
+      </w:r>
+      <w:r>
+        <w:t>???</w:t>
       </w:r>
     </w:p>
     <w:p>
@@ -175,14 +137,25 @@
           <w:b/>
           <w:bCs/>
         </w:rPr>
-        <w:t xml:space="preserve">Repositório (URL): </w:t>
-      </w:r>
+        <w:t>Repositório (URL): https://github.com/philoDu/Atividades-ETG.git</w:t>
+      </w:r>
+    </w:p>
+    <w:p>
+      <w:pPr>
+        <w:spacing w:after="140"/>
+      </w:pPr>
       <w:r>
         <w:rPr>
           <w:b/>
           <w:bCs/>
         </w:rPr>
-        <w:t>https://github.com/philoDu/Atividades-ETG.git</w:t>
+        <w:t xml:space="preserve">Página publicada (URL): </w:t>
+      </w:r>
+      <w:r>
+        <w:rPr>
+          <w:color w:val="auto"/>
+        </w:rPr>
+        <w:t>não fiz deploy</w:t>
       </w:r>
     </w:p>
     <w:p>
@@ -194,69 +167,7 @@
           <w:b/>
           <w:bCs/>
         </w:rPr>
-        <w:t xml:space="preserve">Página publicada (URL): </w:t>
-      </w:r>
-      <w:r>
-        <w:rPr>
-          <w:i/>
-          <w:iCs/>
-          <w:color w:val="5B6577"/>
-        </w:rPr>
-        <w:t>[inserir link do GitHub Pages/</w:t>
-      </w:r>
-      <w:proofErr w:type="spellStart"/>
-      <w:r>
-        <w:rPr>
-          <w:i/>
-          <w:iCs/>
-          <w:color w:val="5B6577"/>
-        </w:rPr>
-        <w:t>Vercel</w:t>
-      </w:r>
-      <w:proofErr w:type="spellEnd"/>
-      <w:r>
-        <w:rPr>
-          <w:i/>
-          <w:iCs/>
-          <w:color w:val="5B6577"/>
-        </w:rPr>
-        <w:t>/</w:t>
-      </w:r>
-      <w:proofErr w:type="spellStart"/>
-      <w:r>
-        <w:rPr>
-          <w:i/>
-          <w:iCs/>
-          <w:color w:val="5B6577"/>
-        </w:rPr>
-        <w:t>Netlify</w:t>
-      </w:r>
-      <w:proofErr w:type="spellEnd"/>
-      <w:r>
-        <w:rPr>
-          <w:i/>
-          <w:iCs/>
-          <w:color w:val="5B6577"/>
-        </w:rPr>
-        <w:t xml:space="preserve"> após o </w:t>
-      </w:r>
-      <w:proofErr w:type="spellStart"/>
-      <w:r>
-        <w:rPr>
-          <w:i/>
-          <w:iCs/>
-          <w:color w:val="5B6577"/>
-        </w:rPr>
-        <w:t>deploy</w:t>
-      </w:r>
-      <w:proofErr w:type="spellEnd"/>
-      <w:r>
-        <w:rPr>
-          <w:i/>
-          <w:iCs/>
-          <w:color w:val="5B6577"/>
-        </w:rPr>
-        <w:t>]</w:t>
+        <w:t xml:space="preserve">Resumo: </w:t>
       </w:r>
     </w:p>
     <w:p>
@@ -264,35 +175,7 @@
         <w:spacing w:after="140"/>
       </w:pPr>
       <w:r>
-        <w:rPr>
-          <w:b/>
-          <w:bCs/>
-        </w:rPr>
-        <w:t xml:space="preserve">Resumo: </w:t>
-      </w:r>
-    </w:p>
-    <w:p>
-      <w:pPr>
-        <w:spacing w:after="140"/>
-      </w:pPr>
-      <w:r>
-        <w:t xml:space="preserve">O </w:t>
-      </w:r>
-      <w:proofErr w:type="spellStart"/>
-      <w:r>
-        <w:t>TaskFlow</w:t>
-      </w:r>
-      <w:proofErr w:type="spellEnd"/>
-      <w:r>
-        <w:t xml:space="preserve"> é um protótipo estático de sistema gerenciador de tarefas, voltado a estudantes e profissionais que precisam organizar suas atividades diárias. Esta entrega cobre o fluxo de autenticação (login e cadastro) e a gestão visual de tarefas — dashboard com filtros, criação, edição e detalhes — com persistência local (</w:t>
-      </w:r>
-      <w:proofErr w:type="spellStart"/>
-      <w:r>
-        <w:t>localStorage</w:t>
-      </w:r>
-      <w:proofErr w:type="spellEnd"/>
-      <w:r>
-        <w:t>) simulando sessão de usuário e dados entre páginas, sem depender de servidor ou banco de dados.</w:t>
+        <w:t>O TaskFlow é um protótipo estático de sistema gerenciador de tarefas, voltado a estudantes e profissionais que precisam organizar suas atividades diárias. Esta entrega cobre o fluxo de autenticação (login e cadastro) e a gestão visual de tarefas — dashboard com filtros, criação, edição e detalhes — com persistência local (localStorage) simulando sessão de usuário e dados entre páginas, sem depender de servidor ou banco de dados.</w:t>
       </w:r>
     </w:p>
     <w:p>
@@ -653,39 +536,7 @@
         <w:spacing w:after="140"/>
       </w:pPr>
       <w:r>
-        <w:t xml:space="preserve">Não foram utilizados </w:t>
-      </w:r>
-      <w:proofErr w:type="spellStart"/>
-      <w:r>
-        <w:t>wireframes</w:t>
-      </w:r>
-      <w:proofErr w:type="spellEnd"/>
-      <w:r>
-        <w:t xml:space="preserve"> externos (</w:t>
-      </w:r>
-      <w:proofErr w:type="spellStart"/>
-      <w:r>
-        <w:t>Figma</w:t>
-      </w:r>
-      <w:proofErr w:type="spellEnd"/>
-      <w:r>
-        <w:t xml:space="preserve">/Adobe XD): por se tratar do módulo de HTML5/CSS3, o próprio código é o artefato de design, validado diretamente no navegador nos breakpoints mobile (375px) e desktop (1280px). A tabela abaixo </w:t>
-      </w:r>
-      <w:proofErr w:type="spellStart"/>
-      <w:r>
-        <w:t>referencia</w:t>
-      </w:r>
-      <w:proofErr w:type="spellEnd"/>
-      <w:r>
-        <w:t xml:space="preserve"> os arquivos-fonte de cada tela; capturas de tela devem ser anexadas em /</w:t>
-      </w:r>
-      <w:proofErr w:type="spellStart"/>
-      <w:r>
-        <w:t>docs</w:t>
-      </w:r>
-      <w:proofErr w:type="spellEnd"/>
-      <w:r>
-        <w:t>/capturas após a publicação do repositório.</w:t>
+        <w:t>Não foram utilizados wireframes externos (Figma/Adobe XD): por se tratar do módulo de HTML5/CSS3, o próprio código é o artefato de design, validado diretamente no navegador nos breakpoints mobile (375px) e desktop (1280px). A tabela abaixo referencia os arquivos-fonte de cada tela; capturas de tela devem ser anexadas em /docs/capturas após a publicação do repositório.</w:t>
       </w:r>
     </w:p>
     <w:tbl>
@@ -712,12 +563,6 @@
         <w:gridCol w:w="1260"/>
       </w:tblGrid>
       <w:tr>
-        <w:tblPrEx>
-          <w:tblCellMar>
-            <w:top w:w="0" w:type="dxa"/>
-            <w:bottom w:w="0" w:type="dxa"/>
-          </w:tblCellMar>
-        </w:tblPrEx>
         <w:trPr>
           <w:tblHeader/>
         </w:trPr>
@@ -815,12 +660,6 @@
         </w:tc>
       </w:tr>
       <w:tr>
-        <w:tblPrEx>
-          <w:tblCellMar>
-            <w:top w:w="0" w:type="dxa"/>
-            <w:bottom w:w="0" w:type="dxa"/>
-          </w:tblCellMar>
-        </w:tblPrEx>
         <w:tc>
           <w:tcPr>
             <w:tcW w:w="1700" w:type="dxa"/>
@@ -903,12 +742,6 @@
         </w:tc>
       </w:tr>
       <w:tr>
-        <w:tblPrEx>
-          <w:tblCellMar>
-            <w:top w:w="0" w:type="dxa"/>
-            <w:bottom w:w="0" w:type="dxa"/>
-          </w:tblCellMar>
-        </w:tblPrEx>
         <w:tc>
           <w:tcPr>
             <w:tcW w:w="1700" w:type="dxa"/>
@@ -991,12 +824,6 @@
         </w:tc>
       </w:tr>
       <w:tr>
-        <w:tblPrEx>
-          <w:tblCellMar>
-            <w:top w:w="0" w:type="dxa"/>
-            <w:bottom w:w="0" w:type="dxa"/>
-          </w:tblCellMar>
-        </w:tblPrEx>
         <w:tc>
           <w:tcPr>
             <w:tcW w:w="1700" w:type="dxa"/>
@@ -1079,12 +906,6 @@
         </w:tc>
       </w:tr>
       <w:tr>
-        <w:tblPrEx>
-          <w:tblCellMar>
-            <w:top w:w="0" w:type="dxa"/>
-            <w:bottom w:w="0" w:type="dxa"/>
-          </w:tblCellMar>
-        </w:tblPrEx>
         <w:tc>
           <w:tcPr>
             <w:tcW w:w="1700" w:type="dxa"/>
@@ -1161,34 +982,12 @@
                 <w:sz w:val="20"/>
                 <w:szCs w:val="20"/>
               </w:rPr>
-              <w:t xml:space="preserve">Dados via </w:t>
-            </w:r>
-            <w:proofErr w:type="gramStart"/>
-            <w:r>
-              <w:rPr>
-                <w:sz w:val="20"/>
-                <w:szCs w:val="20"/>
-              </w:rPr>
-              <w:t>parâmetro ?id</w:t>
-            </w:r>
-            <w:proofErr w:type="gramEnd"/>
-            <w:r>
-              <w:rPr>
-                <w:sz w:val="20"/>
-                <w:szCs w:val="20"/>
-              </w:rPr>
-              <w:t>=</w:t>
+              <w:t>Dados via parâmetro ?id=</w:t>
             </w:r>
           </w:p>
         </w:tc>
       </w:tr>
       <w:tr>
-        <w:tblPrEx>
-          <w:tblCellMar>
-            <w:top w:w="0" w:type="dxa"/>
-            <w:bottom w:w="0" w:type="dxa"/>
-          </w:tblCellMar>
-        </w:tblPrEx>
         <w:tc>
           <w:tcPr>
             <w:tcW w:w="1700" w:type="dxa"/>
@@ -1271,12 +1070,6 @@
         </w:tc>
       </w:tr>
       <w:tr>
-        <w:tblPrEx>
-          <w:tblCellMar>
-            <w:top w:w="0" w:type="dxa"/>
-            <w:bottom w:w="0" w:type="dxa"/>
-          </w:tblCellMar>
-        </w:tblPrEx>
         <w:tc>
           <w:tcPr>
             <w:tcW w:w="1700" w:type="dxa"/>
@@ -1353,23 +1146,7 @@
                 <w:sz w:val="20"/>
                 <w:szCs w:val="20"/>
               </w:rPr>
-              <w:t xml:space="preserve">Formulário </w:t>
-            </w:r>
-            <w:proofErr w:type="spellStart"/>
-            <w:r>
-              <w:rPr>
-                <w:sz w:val="20"/>
-                <w:szCs w:val="20"/>
-              </w:rPr>
-              <w:t>pré</w:t>
-            </w:r>
-            <w:proofErr w:type="spellEnd"/>
-            <w:r>
-              <w:rPr>
-                <w:sz w:val="20"/>
-                <w:szCs w:val="20"/>
-              </w:rPr>
-              <w:t>-preenchido</w:t>
+              <w:t>Formulário pré-preenchido</w:t>
             </w:r>
           </w:p>
         </w:tc>
@@ -1428,18 +1205,12 @@
         <w:tblLook w:val="0000" w:firstRow="0" w:lastRow="0" w:firstColumn="0" w:lastColumn="0" w:noHBand="0" w:noVBand="0"/>
       </w:tblPr>
       <w:tblGrid>
-        <w:gridCol w:w="850"/>
-        <w:gridCol w:w="3046"/>
-        <w:gridCol w:w="2645"/>
-        <w:gridCol w:w="1399"/>
+        <w:gridCol w:w="895"/>
+        <w:gridCol w:w="3273"/>
+        <w:gridCol w:w="2783"/>
+        <w:gridCol w:w="989"/>
       </w:tblGrid>
       <w:tr>
-        <w:tblPrEx>
-          <w:tblCellMar>
-            <w:top w:w="0" w:type="dxa"/>
-            <w:bottom w:w="0" w:type="dxa"/>
-          </w:tblCellMar>
-        </w:tblPrEx>
         <w:trPr>
           <w:tblHeader/>
         </w:trPr>
@@ -1538,12 +1309,6 @@
         </w:tc>
       </w:tr>
       <w:tr>
-        <w:tblPrEx>
-          <w:tblCellMar>
-            <w:top w:w="0" w:type="dxa"/>
-            <w:bottom w:w="0" w:type="dxa"/>
-          </w:tblCellMar>
-        </w:tblPrEx>
         <w:tc>
           <w:tcPr>
             <w:tcW w:w="900" w:type="dxa"/>
@@ -1600,23 +1365,7 @@
                 <w:sz w:val="20"/>
                 <w:szCs w:val="20"/>
               </w:rPr>
-              <w:t xml:space="preserve">Ao enviar o formulário válido, o nome é salvo e o usuário </w:t>
-            </w:r>
-            <w:proofErr w:type="spellStart"/>
-            <w:r>
-              <w:rPr>
-                <w:sz w:val="20"/>
-                <w:szCs w:val="20"/>
-              </w:rPr>
-              <w:t>é</w:t>
-            </w:r>
-            <w:proofErr w:type="spellEnd"/>
-            <w:r>
-              <w:rPr>
-                <w:sz w:val="20"/>
-                <w:szCs w:val="20"/>
-              </w:rPr>
-              <w:t xml:space="preserve"> redirecionado ao dashboard.</w:t>
+              <w:t>Ao enviar o formulário válido, o nome é salvo e o usuário é redirecionado ao dashboard.</w:t>
             </w:r>
           </w:p>
         </w:tc>
@@ -1642,12 +1391,6 @@
         </w:tc>
       </w:tr>
       <w:tr>
-        <w:tblPrEx>
-          <w:tblCellMar>
-            <w:top w:w="0" w:type="dxa"/>
-            <w:bottom w:w="0" w:type="dxa"/>
-          </w:tblCellMar>
-        </w:tblPrEx>
         <w:tc>
           <w:tcPr>
             <w:tcW w:w="900" w:type="dxa"/>
@@ -1704,23 +1447,7 @@
                 <w:sz w:val="20"/>
                 <w:szCs w:val="20"/>
               </w:rPr>
-              <w:t xml:space="preserve">Ao enviar o formulário válido, o usuário </w:t>
-            </w:r>
-            <w:proofErr w:type="spellStart"/>
-            <w:r>
-              <w:rPr>
-                <w:sz w:val="20"/>
-                <w:szCs w:val="20"/>
-              </w:rPr>
-              <w:t>é</w:t>
-            </w:r>
-            <w:proofErr w:type="spellEnd"/>
-            <w:r>
-              <w:rPr>
-                <w:sz w:val="20"/>
-                <w:szCs w:val="20"/>
-              </w:rPr>
-              <w:t xml:space="preserve"> redirecionado ao dashboard.</w:t>
+              <w:t>Ao enviar o formulário válido, o usuário é redirecionado ao dashboard.</w:t>
             </w:r>
           </w:p>
         </w:tc>
@@ -1746,12 +1473,6 @@
         </w:tc>
       </w:tr>
       <w:tr>
-        <w:tblPrEx>
-          <w:tblCellMar>
-            <w:top w:w="0" w:type="dxa"/>
-            <w:bottom w:w="0" w:type="dxa"/>
-          </w:tblCellMar>
-        </w:tblPrEx>
         <w:tc>
           <w:tcPr>
             <w:tcW w:w="900" w:type="dxa"/>
@@ -1834,12 +1555,6 @@
         </w:tc>
       </w:tr>
       <w:tr>
-        <w:tblPrEx>
-          <w:tblCellMar>
-            <w:top w:w="0" w:type="dxa"/>
-            <w:bottom w:w="0" w:type="dxa"/>
-          </w:tblCellMar>
-        </w:tblPrEx>
         <w:tc>
           <w:tcPr>
             <w:tcW w:w="900" w:type="dxa"/>
@@ -1876,23 +1591,7 @@
                 <w:sz w:val="20"/>
                 <w:szCs w:val="20"/>
               </w:rPr>
-              <w:t xml:space="preserve">Usuário </w:t>
-            </w:r>
-            <w:proofErr w:type="gramStart"/>
-            <w:r>
-              <w:rPr>
-                <w:sz w:val="20"/>
-                <w:szCs w:val="20"/>
-              </w:rPr>
-              <w:t>cria uma nova</w:t>
-            </w:r>
-            <w:proofErr w:type="gramEnd"/>
-            <w:r>
-              <w:rPr>
-                <w:sz w:val="20"/>
-                <w:szCs w:val="20"/>
-              </w:rPr>
-              <w:t xml:space="preserve"> tarefa.</w:t>
+              <w:t>Usuário cria uma nova tarefa.</w:t>
             </w:r>
           </w:p>
         </w:tc>
@@ -1938,12 +1637,6 @@
         </w:tc>
       </w:tr>
       <w:tr>
-        <w:tblPrEx>
-          <w:tblCellMar>
-            <w:top w:w="0" w:type="dxa"/>
-            <w:bottom w:w="0" w:type="dxa"/>
-          </w:tblCellMar>
-        </w:tblPrEx>
         <w:tc>
           <w:tcPr>
             <w:tcW w:w="900" w:type="dxa"/>
@@ -2026,12 +1719,6 @@
         </w:tc>
       </w:tr>
       <w:tr>
-        <w:tblPrEx>
-          <w:tblCellMar>
-            <w:top w:w="0" w:type="dxa"/>
-            <w:bottom w:w="0" w:type="dxa"/>
-          </w:tblCellMar>
-        </w:tblPrEx>
         <w:tc>
           <w:tcPr>
             <w:tcW w:w="900" w:type="dxa"/>
@@ -2114,12 +1801,6 @@
         </w:tc>
       </w:tr>
       <w:tr>
-        <w:tblPrEx>
-          <w:tblCellMar>
-            <w:top w:w="0" w:type="dxa"/>
-            <w:bottom w:w="0" w:type="dxa"/>
-          </w:tblCellMar>
-        </w:tblPrEx>
         <w:tc>
           <w:tcPr>
             <w:tcW w:w="900" w:type="dxa"/>
@@ -2196,18 +1877,12 @@
                 <w:sz w:val="20"/>
                 <w:szCs w:val="20"/>
               </w:rPr>
-              <w:t>Implementado</w:t>
+              <w:t>Testado</w:t>
             </w:r>
           </w:p>
         </w:tc>
       </w:tr>
       <w:tr>
-        <w:tblPrEx>
-          <w:tblCellMar>
-            <w:top w:w="0" w:type="dxa"/>
-            <w:bottom w:w="0" w:type="dxa"/>
-          </w:tblCellMar>
-        </w:tblPrEx>
         <w:tc>
           <w:tcPr>
             <w:tcW w:w="900" w:type="dxa"/>
@@ -2329,12 +2004,6 @@
         <w:gridCol w:w="3740"/>
       </w:tblGrid>
       <w:tr>
-        <w:tblPrEx>
-          <w:tblCellMar>
-            <w:top w:w="0" w:type="dxa"/>
-            <w:bottom w:w="0" w:type="dxa"/>
-          </w:tblCellMar>
-        </w:tblPrEx>
         <w:trPr>
           <w:tblHeader/>
         </w:trPr>
@@ -2409,12 +2078,6 @@
         </w:tc>
       </w:tr>
       <w:tr>
-        <w:tblPrEx>
-          <w:tblCellMar>
-            <w:top w:w="0" w:type="dxa"/>
-            <w:bottom w:w="0" w:type="dxa"/>
-          </w:tblCellMar>
-        </w:tblPrEx>
         <w:tc>
           <w:tcPr>
             <w:tcW w:w="900" w:type="dxa"/>
@@ -2471,50 +2134,25 @@
                 <w:sz w:val="20"/>
                 <w:szCs w:val="20"/>
               </w:rPr>
-              <w:t xml:space="preserve">Razão de contraste ≥ 4.5:1 (a confirmar com </w:t>
-            </w:r>
-            <w:proofErr w:type="spellStart"/>
-            <w:r>
-              <w:rPr>
-                <w:sz w:val="20"/>
-                <w:szCs w:val="20"/>
-              </w:rPr>
-              <w:t>Lighthouse</w:t>
-            </w:r>
-            <w:proofErr w:type="spellEnd"/>
-            <w:r>
-              <w:rPr>
-                <w:sz w:val="20"/>
-                <w:szCs w:val="20"/>
-              </w:rPr>
-              <w:t>/</w:t>
-            </w:r>
-            <w:proofErr w:type="spellStart"/>
-            <w:r>
-              <w:rPr>
-                <w:sz w:val="20"/>
-                <w:szCs w:val="20"/>
-              </w:rPr>
-              <w:t>axe</w:t>
-            </w:r>
-            <w:proofErr w:type="spellEnd"/>
-            <w:r>
-              <w:rPr>
-                <w:sz w:val="20"/>
-                <w:szCs w:val="20"/>
-              </w:rPr>
-              <w:t>).</w:t>
+              <w:t>Razão de contraste ≥ 4.5:1</w:t>
+            </w:r>
+            <w:r>
+              <w:rPr>
+                <w:sz w:val="20"/>
+                <w:szCs w:val="20"/>
+              </w:rPr>
+              <w:t xml:space="preserve">, calculada pelo ClaudeCode a partir do </w:t>
+            </w:r>
+            <w:r>
+              <w:t>WCAG 2.1</w:t>
+            </w:r>
+            <w:r>
+              <w:t>.</w:t>
             </w:r>
           </w:p>
         </w:tc>
       </w:tr>
       <w:tr>
-        <w:tblPrEx>
-          <w:tblCellMar>
-            <w:top w:w="0" w:type="dxa"/>
-            <w:bottom w:w="0" w:type="dxa"/>
-          </w:tblCellMar>
-        </w:tblPrEx>
         <w:tc>
           <w:tcPr>
             <w:tcW w:w="900" w:type="dxa"/>
@@ -2577,12 +2215,6 @@
         </w:tc>
       </w:tr>
       <w:tr>
-        <w:tblPrEx>
-          <w:tblCellMar>
-            <w:top w:w="0" w:type="dxa"/>
-            <w:bottom w:w="0" w:type="dxa"/>
-          </w:tblCellMar>
-        </w:tblPrEx>
         <w:tc>
           <w:tcPr>
             <w:tcW w:w="900" w:type="dxa"/>
@@ -2645,12 +2277,6 @@
         </w:tc>
       </w:tr>
       <w:tr>
-        <w:tblPrEx>
-          <w:tblCellMar>
-            <w:top w:w="0" w:type="dxa"/>
-            <w:bottom w:w="0" w:type="dxa"/>
-          </w:tblCellMar>
-        </w:tblPrEx>
         <w:tc>
           <w:tcPr>
             <w:tcW w:w="900" w:type="dxa"/>
@@ -2687,23 +2313,7 @@
                 <w:sz w:val="20"/>
                 <w:szCs w:val="20"/>
               </w:rPr>
-              <w:t xml:space="preserve">Persistência sem </w:t>
-            </w:r>
-            <w:proofErr w:type="spellStart"/>
-            <w:r>
-              <w:rPr>
-                <w:sz w:val="20"/>
-                <w:szCs w:val="20"/>
-              </w:rPr>
-              <w:t>backend</w:t>
-            </w:r>
-            <w:proofErr w:type="spellEnd"/>
-            <w:r>
-              <w:rPr>
-                <w:sz w:val="20"/>
-                <w:szCs w:val="20"/>
-              </w:rPr>
-              <w:t>.</w:t>
+              <w:t>Persistência sem backend.</w:t>
             </w:r>
           </w:p>
         </w:tc>
@@ -2723,34 +2333,12 @@
                 <w:sz w:val="20"/>
                 <w:szCs w:val="20"/>
               </w:rPr>
-              <w:t xml:space="preserve">Dados de sessão e tarefas mantidos via </w:t>
-            </w:r>
-            <w:proofErr w:type="spellStart"/>
-            <w:r>
-              <w:rPr>
-                <w:sz w:val="20"/>
-                <w:szCs w:val="20"/>
-              </w:rPr>
-              <w:t>localStorage</w:t>
-            </w:r>
-            <w:proofErr w:type="spellEnd"/>
-            <w:r>
-              <w:rPr>
-                <w:sz w:val="20"/>
-                <w:szCs w:val="20"/>
-              </w:rPr>
-              <w:t xml:space="preserve"> no navegador.</w:t>
+              <w:t>Dados de sessão e tarefas mantidos via localStorage no navegador.</w:t>
             </w:r>
           </w:p>
         </w:tc>
       </w:tr>
       <w:tr>
-        <w:tblPrEx>
-          <w:tblCellMar>
-            <w:top w:w="0" w:type="dxa"/>
-            <w:bottom w:w="0" w:type="dxa"/>
-          </w:tblCellMar>
-        </w:tblPrEx>
         <w:tc>
           <w:tcPr>
             <w:tcW w:w="900" w:type="dxa"/>
@@ -2807,23 +2395,7 @@
                 <w:sz w:val="20"/>
                 <w:szCs w:val="20"/>
               </w:rPr>
-              <w:t xml:space="preserve">Transições respeitam </w:t>
-            </w:r>
-            <w:proofErr w:type="spellStart"/>
-            <w:r>
-              <w:rPr>
-                <w:sz w:val="20"/>
-                <w:szCs w:val="20"/>
-              </w:rPr>
-              <w:t>prefers-reduced-motion</w:t>
-            </w:r>
-            <w:proofErr w:type="spellEnd"/>
-            <w:r>
-              <w:rPr>
-                <w:sz w:val="20"/>
-                <w:szCs w:val="20"/>
-              </w:rPr>
-              <w:t>.</w:t>
+              <w:t>Transições respeitam prefers-reduced-motion.</w:t>
             </w:r>
           </w:p>
         </w:tc>
@@ -2853,75 +2425,11 @@
         <w:spacing w:after="140"/>
       </w:pPr>
       <w:r>
-        <w:t xml:space="preserve">Todas as páginas utilizam </w:t>
-      </w:r>
-      <w:proofErr w:type="spellStart"/>
-      <w:r>
-        <w:t>landmarks</w:t>
-      </w:r>
-      <w:proofErr w:type="spellEnd"/>
-      <w:r>
-        <w:t xml:space="preserve"> semânticos (header, </w:t>
-      </w:r>
-      <w:proofErr w:type="spellStart"/>
-      <w:r>
-        <w:t>nav</w:t>
-      </w:r>
-      <w:proofErr w:type="spellEnd"/>
-      <w:r>
-        <w:t xml:space="preserve">, </w:t>
-      </w:r>
-      <w:proofErr w:type="spellStart"/>
-      <w:r>
-        <w:t>main</w:t>
-      </w:r>
-      <w:proofErr w:type="spellEnd"/>
-      <w:r>
-        <w:t xml:space="preserve">, </w:t>
-      </w:r>
-      <w:proofErr w:type="spellStart"/>
-      <w:r>
-        <w:t>footer</w:t>
-      </w:r>
-      <w:proofErr w:type="spellEnd"/>
-      <w:r>
-        <w:t>), um único &lt;h1&gt; por página, formulários com &lt;</w:t>
-      </w:r>
-      <w:proofErr w:type="spellStart"/>
-      <w:r>
-        <w:t>label</w:t>
-      </w:r>
-      <w:proofErr w:type="spellEnd"/>
-      <w:r>
-        <w:t xml:space="preserve"> for&gt; </w:t>
-      </w:r>
-      <w:proofErr w:type="gramStart"/>
-      <w:r>
-        <w:t>associados e mensagens de status em regiões aria</w:t>
-      </w:r>
-      <w:proofErr w:type="gramEnd"/>
-      <w:r>
-        <w:t xml:space="preserve">-live. O link 'Pular para o </w:t>
+        <w:t xml:space="preserve">Todas as páginas utilizam landmarks semânticos (header, nav, main, footer), um único &lt;h1&gt; por página, formulários com &lt;label for&gt; associados e mensagens de status em regiões aria-live. O link 'Pular para o </w:t>
       </w:r>
       <w:r>
         <w:lastRenderedPageBreak/>
-        <w:t>conteúdo' antecede a navegação em todas as telas, e o botão do menu hambúrguer usa aria-</w:t>
-      </w:r>
-      <w:proofErr w:type="spellStart"/>
-      <w:r>
-        <w:t>expanded</w:t>
-      </w:r>
-      <w:proofErr w:type="spellEnd"/>
-      <w:r>
-        <w:t xml:space="preserve"> e aria-</w:t>
-      </w:r>
-      <w:proofErr w:type="spellStart"/>
-      <w:r>
-        <w:t>controls</w:t>
-      </w:r>
-      <w:proofErr w:type="spellEnd"/>
-      <w:r>
-        <w:t>.</w:t>
+        <w:t>conteúdo' antecede a navegação em todas as telas, e o botão do menu hambúrguer usa aria-expanded e aria-controls.</w:t>
       </w:r>
     </w:p>
     <w:p>
@@ -2941,187 +2449,43 @@
           <w:sz w:val="18"/>
           <w:szCs w:val="18"/>
         </w:rPr>
-        <w:t xml:space="preserve">&lt;a </w:t>
-      </w:r>
-      <w:proofErr w:type="spellStart"/>
+        <w:t>&lt;a class="skip-link" href="#conteudo-principal"&gt;Pular para o conteúdo&lt;/a&gt;</w:t>
+      </w:r>
       <w:r>
         <w:rPr>
           <w:rFonts w:ascii="Consolas" w:eastAsia="Consolas" w:hAnsi="Consolas" w:cs="Consolas"/>
           <w:sz w:val="18"/>
           <w:szCs w:val="18"/>
         </w:rPr>
-        <w:t>class</w:t>
-      </w:r>
-      <w:proofErr w:type="spellEnd"/>
+        <w:br/>
+        <w:t>&lt;main id="conteudo-principal" tabindex="-1"&gt;</w:t>
+      </w:r>
       <w:r>
         <w:rPr>
           <w:rFonts w:ascii="Consolas" w:eastAsia="Consolas" w:hAnsi="Consolas" w:cs="Consolas"/>
           <w:sz w:val="18"/>
           <w:szCs w:val="18"/>
         </w:rPr>
-        <w:t>="</w:t>
-      </w:r>
-      <w:proofErr w:type="spellStart"/>
+        <w:br/>
+        <w:t xml:space="preserve">  &lt;h1&gt;Minhas tarefas&lt;/h1&gt;</w:t>
+      </w:r>
       <w:r>
         <w:rPr>
           <w:rFonts w:ascii="Consolas" w:eastAsia="Consolas" w:hAnsi="Consolas" w:cs="Consolas"/>
           <w:sz w:val="18"/>
           <w:szCs w:val="18"/>
         </w:rPr>
-        <w:t>skip</w:t>
-      </w:r>
-      <w:proofErr w:type="spellEnd"/>
+        <w:br/>
+        <w:t xml:space="preserve">  ...</w:t>
+      </w:r>
       <w:r>
         <w:rPr>
           <w:rFonts w:ascii="Consolas" w:eastAsia="Consolas" w:hAnsi="Consolas" w:cs="Consolas"/>
           <w:sz w:val="18"/>
           <w:szCs w:val="18"/>
         </w:rPr>
-        <w:t xml:space="preserve">-link" </w:t>
-      </w:r>
-      <w:proofErr w:type="spellStart"/>
-      <w:r>
-        <w:rPr>
-          <w:rFonts w:ascii="Consolas" w:eastAsia="Consolas" w:hAnsi="Consolas" w:cs="Consolas"/>
-          <w:sz w:val="18"/>
-          <w:szCs w:val="18"/>
-        </w:rPr>
-        <w:t>href</w:t>
-      </w:r>
-      <w:proofErr w:type="spellEnd"/>
-      <w:r>
-        <w:rPr>
-          <w:rFonts w:ascii="Consolas" w:eastAsia="Consolas" w:hAnsi="Consolas" w:cs="Consolas"/>
-          <w:sz w:val="18"/>
-          <w:szCs w:val="18"/>
-        </w:rPr>
-        <w:t>="#</w:t>
-      </w:r>
-      <w:proofErr w:type="spellStart"/>
-      <w:r>
-        <w:rPr>
-          <w:rFonts w:ascii="Consolas" w:eastAsia="Consolas" w:hAnsi="Consolas" w:cs="Consolas"/>
-          <w:sz w:val="18"/>
-          <w:szCs w:val="18"/>
-        </w:rPr>
-        <w:t>conteudo</w:t>
-      </w:r>
-      <w:proofErr w:type="spellEnd"/>
-      <w:r>
-        <w:rPr>
-          <w:rFonts w:ascii="Consolas" w:eastAsia="Consolas" w:hAnsi="Consolas" w:cs="Consolas"/>
-          <w:sz w:val="18"/>
-          <w:szCs w:val="18"/>
-        </w:rPr>
-        <w:t>-principal"&gt;Pular para o conteúdo&lt;/a&gt;</w:t>
-      </w:r>
-      <w:r>
-        <w:rPr>
-          <w:rFonts w:ascii="Consolas" w:eastAsia="Consolas" w:hAnsi="Consolas" w:cs="Consolas"/>
-          <w:sz w:val="18"/>
-          <w:szCs w:val="18"/>
-        </w:rPr>
         <w:br/>
-        <w:t>&lt;</w:t>
-      </w:r>
-      <w:proofErr w:type="spellStart"/>
-      <w:r>
-        <w:rPr>
-          <w:rFonts w:ascii="Consolas" w:eastAsia="Consolas" w:hAnsi="Consolas" w:cs="Consolas"/>
-          <w:sz w:val="18"/>
-          <w:szCs w:val="18"/>
-        </w:rPr>
-        <w:t>main</w:t>
-      </w:r>
-      <w:proofErr w:type="spellEnd"/>
-      <w:r>
-        <w:rPr>
-          <w:rFonts w:ascii="Consolas" w:eastAsia="Consolas" w:hAnsi="Consolas" w:cs="Consolas"/>
-          <w:sz w:val="18"/>
-          <w:szCs w:val="18"/>
-        </w:rPr>
-        <w:t xml:space="preserve"> id="</w:t>
-      </w:r>
-      <w:proofErr w:type="spellStart"/>
-      <w:r>
-        <w:rPr>
-          <w:rFonts w:ascii="Consolas" w:eastAsia="Consolas" w:hAnsi="Consolas" w:cs="Consolas"/>
-          <w:sz w:val="18"/>
-          <w:szCs w:val="18"/>
-        </w:rPr>
-        <w:t>conteudo</w:t>
-      </w:r>
-      <w:proofErr w:type="spellEnd"/>
-      <w:r>
-        <w:rPr>
-          <w:rFonts w:ascii="Consolas" w:eastAsia="Consolas" w:hAnsi="Consolas" w:cs="Consolas"/>
-          <w:sz w:val="18"/>
-          <w:szCs w:val="18"/>
-        </w:rPr>
-        <w:t xml:space="preserve">-principal" </w:t>
-      </w:r>
-      <w:proofErr w:type="spellStart"/>
-      <w:r>
-        <w:rPr>
-          <w:rFonts w:ascii="Consolas" w:eastAsia="Consolas" w:hAnsi="Consolas" w:cs="Consolas"/>
-          <w:sz w:val="18"/>
-          <w:szCs w:val="18"/>
-        </w:rPr>
-        <w:t>tabindex</w:t>
-      </w:r>
-      <w:proofErr w:type="spellEnd"/>
-      <w:r>
-        <w:rPr>
-          <w:rFonts w:ascii="Consolas" w:eastAsia="Consolas" w:hAnsi="Consolas" w:cs="Consolas"/>
-          <w:sz w:val="18"/>
-          <w:szCs w:val="18"/>
-        </w:rPr>
-        <w:t>="-1"&gt;</w:t>
-      </w:r>
-      <w:r>
-        <w:rPr>
-          <w:rFonts w:ascii="Consolas" w:eastAsia="Consolas" w:hAnsi="Consolas" w:cs="Consolas"/>
-          <w:sz w:val="18"/>
-          <w:szCs w:val="18"/>
-        </w:rPr>
-        <w:br/>
-        <w:t xml:space="preserve">  &lt;h1&gt;Minhas tarefas&lt;/h1&gt;</w:t>
-      </w:r>
-      <w:r>
-        <w:rPr>
-          <w:rFonts w:ascii="Consolas" w:eastAsia="Consolas" w:hAnsi="Consolas" w:cs="Consolas"/>
-          <w:sz w:val="18"/>
-          <w:szCs w:val="18"/>
-        </w:rPr>
-        <w:br/>
-        <w:t xml:space="preserve">  ...</w:t>
-      </w:r>
-      <w:r>
-        <w:rPr>
-          <w:rFonts w:ascii="Consolas" w:eastAsia="Consolas" w:hAnsi="Consolas" w:cs="Consolas"/>
-          <w:sz w:val="18"/>
-          <w:szCs w:val="18"/>
-        </w:rPr>
-        <w:br/>
-        <w:t>&lt;/</w:t>
-      </w:r>
-      <w:proofErr w:type="spellStart"/>
-      <w:r>
-        <w:rPr>
-          <w:rFonts w:ascii="Consolas" w:eastAsia="Consolas" w:hAnsi="Consolas" w:cs="Consolas"/>
-          <w:sz w:val="18"/>
-          <w:szCs w:val="18"/>
-        </w:rPr>
-        <w:t>main</w:t>
-      </w:r>
-      <w:proofErr w:type="spellEnd"/>
-      <w:r>
-        <w:rPr>
-          <w:rFonts w:ascii="Consolas" w:eastAsia="Consolas" w:hAnsi="Consolas" w:cs="Consolas"/>
-          <w:sz w:val="18"/>
-          <w:szCs w:val="18"/>
-        </w:rPr>
-        <w:t>&gt;</w:t>
+        <w:t>&lt;/main&gt;</w:t>
       </w:r>
     </w:p>
     <w:p>
@@ -3134,55 +2498,7 @@
         <w:spacing w:after="60"/>
       </w:pPr>
       <w:r>
-        <w:t xml:space="preserve">Formulários: campos </w:t>
-      </w:r>
-      <w:proofErr w:type="spellStart"/>
-      <w:r>
-        <w:t>required</w:t>
-      </w:r>
-      <w:proofErr w:type="spellEnd"/>
-      <w:r>
-        <w:t xml:space="preserve">, </w:t>
-      </w:r>
-      <w:proofErr w:type="spellStart"/>
-      <w:r>
-        <w:t>type</w:t>
-      </w:r>
-      <w:proofErr w:type="spellEnd"/>
-      <w:r>
-        <w:t xml:space="preserve"> apropriado (</w:t>
-      </w:r>
-      <w:proofErr w:type="spellStart"/>
-      <w:r>
-        <w:t>email</w:t>
-      </w:r>
-      <w:proofErr w:type="spellEnd"/>
-      <w:r>
-        <w:t xml:space="preserve">, date), </w:t>
-      </w:r>
-      <w:proofErr w:type="spellStart"/>
-      <w:r>
-        <w:t>minlength</w:t>
-      </w:r>
-      <w:proofErr w:type="spellEnd"/>
-      <w:r>
-        <w:t xml:space="preserve"> e feedback de erro por campo </w:t>
-      </w:r>
-      <w:proofErr w:type="gramStart"/>
-      <w:r>
-        <w:t>(.</w:t>
-      </w:r>
-      <w:proofErr w:type="spellStart"/>
-      <w:r>
-        <w:t>field</w:t>
-      </w:r>
-      <w:proofErr w:type="gramEnd"/>
-      <w:r>
-        <w:t>-error</w:t>
-      </w:r>
-      <w:proofErr w:type="spellEnd"/>
-      <w:r>
-        <w:t>) associado visualmente ao input.</w:t>
+        <w:t>Formulários: campos required, type apropriado (email, date), minlength e feedback de erro por campo (.field-error) associado visualmente ao input.</w:t>
       </w:r>
     </w:p>
     <w:p>
@@ -3195,23 +2511,7 @@
         <w:spacing w:after="60"/>
       </w:pPr>
       <w:r>
-        <w:t>Status de ações assíncronas (login, cadastro, criar/editar tarefa) comunicados via &lt;</w:t>
-      </w:r>
-      <w:proofErr w:type="spellStart"/>
-      <w:r>
-        <w:t>div</w:t>
-      </w:r>
-      <w:proofErr w:type="spellEnd"/>
-      <w:r>
-        <w:t xml:space="preserve"> role="status" aria-live="</w:t>
-      </w:r>
-      <w:proofErr w:type="spellStart"/>
-      <w:r>
-        <w:t>polite</w:t>
-      </w:r>
-      <w:proofErr w:type="spellEnd"/>
-      <w:r>
-        <w:t>"&gt;.</w:t>
+        <w:t>Status de ações assíncronas (login, cadastro, criar/editar tarefa) comunicados via &lt;div role="status" aria-live="polite"&gt;.</w:t>
       </w:r>
     </w:p>
     <w:p>
@@ -3224,23 +2524,7 @@
         <w:spacing w:after="60"/>
       </w:pPr>
       <w:r>
-        <w:t>Ícones decorativos (emoji do logotipo e do menu) marcados com aria-</w:t>
-      </w:r>
-      <w:proofErr w:type="spellStart"/>
-      <w:r>
-        <w:t>hidden</w:t>
-      </w:r>
-      <w:proofErr w:type="spellEnd"/>
-      <w:r>
-        <w:t>="</w:t>
-      </w:r>
-      <w:proofErr w:type="spellStart"/>
-      <w:r>
-        <w:t>true</w:t>
-      </w:r>
-      <w:proofErr w:type="spellEnd"/>
-      <w:r>
-        <w:t>", pois o texto ao lado já comunica o significado.</w:t>
+        <w:t>Ícones decorativos (emoji do logotipo e do menu) marcados com aria-hidden="true", pois o texto ao lado já comunica o significado.</w:t>
       </w:r>
     </w:p>
     <w:p>
@@ -3253,23 +2537,7 @@
         <w:spacing w:after="60"/>
       </w:pPr>
       <w:r>
-        <w:t>Item de navegação ativo identificado com aria-</w:t>
-      </w:r>
-      <w:proofErr w:type="spellStart"/>
-      <w:r>
-        <w:t>current</w:t>
-      </w:r>
-      <w:proofErr w:type="spellEnd"/>
-      <w:r>
-        <w:t>="</w:t>
-      </w:r>
-      <w:proofErr w:type="spellStart"/>
-      <w:r>
-        <w:t>page</w:t>
-      </w:r>
-      <w:proofErr w:type="spellEnd"/>
-      <w:r>
-        <w:t>".</w:t>
+        <w:t>Item de navegação ativo identificado com aria-current="page".</w:t>
       </w:r>
     </w:p>
     <w:p>
@@ -3313,7 +2581,6 @@
           <w:lang w:val="en-US"/>
         </w:rPr>
       </w:pPr>
-      <w:proofErr w:type="gramStart"/>
       <w:r>
         <w:rPr>
           <w:rFonts w:ascii="Consolas" w:eastAsia="Consolas" w:hAnsi="Consolas" w:cs="Consolas"/>
@@ -3321,9 +2588,8 @@
           <w:szCs w:val="18"/>
           <w:lang w:val="en-US"/>
         </w:rPr>
-        <w:t>:root</w:t>
-      </w:r>
-      <w:proofErr w:type="gramEnd"/>
+        <w:t>:root {</w:t>
+      </w:r>
       <w:r>
         <w:rPr>
           <w:rFonts w:ascii="Consolas" w:eastAsia="Consolas" w:hAnsi="Consolas" w:cs="Consolas"/>
@@ -3331,7 +2597,8 @@
           <w:szCs w:val="18"/>
           <w:lang w:val="en-US"/>
         </w:rPr>
-        <w:t xml:space="preserve"> {</w:t>
+        <w:br/>
+        <w:t xml:space="preserve">  --color-primary: #2454e0;</w:t>
       </w:r>
       <w:r>
         <w:rPr>
@@ -3341,7 +2608,7 @@
           <w:lang w:val="en-US"/>
         </w:rPr>
         <w:br/>
-        <w:t xml:space="preserve">  --color-primary: #2454e0;</w:t>
+        <w:t xml:space="preserve">  --color-bg: #f4f6fb;</w:t>
       </w:r>
       <w:r>
         <w:rPr>
@@ -3351,9 +2618,8 @@
           <w:lang w:val="en-US"/>
         </w:rPr>
         <w:br/>
-        <w:t xml:space="preserve">  --color-</w:t>
-      </w:r>
-      <w:proofErr w:type="spellStart"/>
+        <w:t xml:space="preserve">  --space-sm: 1rem;</w:t>
+      </w:r>
       <w:r>
         <w:rPr>
           <w:rFonts w:ascii="Consolas" w:eastAsia="Consolas" w:hAnsi="Consolas" w:cs="Consolas"/>
@@ -3361,9 +2627,9 @@
           <w:szCs w:val="18"/>
           <w:lang w:val="en-US"/>
         </w:rPr>
-        <w:t>bg</w:t>
-      </w:r>
-      <w:proofErr w:type="spellEnd"/>
+        <w:br/>
+        <w:t xml:space="preserve">  --radius-md: 0.75rem;</w:t>
+      </w:r>
       <w:r>
         <w:rPr>
           <w:rFonts w:ascii="Consolas" w:eastAsia="Consolas" w:hAnsi="Consolas" w:cs="Consolas"/>
@@ -3371,7 +2637,8 @@
           <w:szCs w:val="18"/>
           <w:lang w:val="en-US"/>
         </w:rPr>
-        <w:t>: #f4f6fb;</w:t>
+        <w:br/>
+        <w:t xml:space="preserve">  --transition-base: 0.25s ease;</w:t>
       </w:r>
       <w:r>
         <w:rPr>
@@ -3381,9 +2648,8 @@
           <w:lang w:val="en-US"/>
         </w:rPr>
         <w:br/>
-        <w:t xml:space="preserve">  --space-</w:t>
-      </w:r>
-      <w:proofErr w:type="spellStart"/>
+        <w:t>}</w:t>
+      </w:r>
       <w:r>
         <w:rPr>
           <w:rFonts w:ascii="Consolas" w:eastAsia="Consolas" w:hAnsi="Consolas" w:cs="Consolas"/>
@@ -3391,9 +2657,8 @@
           <w:szCs w:val="18"/>
           <w:lang w:val="en-US"/>
         </w:rPr>
-        <w:t>sm</w:t>
-      </w:r>
-      <w:proofErr w:type="spellEnd"/>
+        <w:br/>
+      </w:r>
       <w:r>
         <w:rPr>
           <w:rFonts w:ascii="Consolas" w:eastAsia="Consolas" w:hAnsi="Consolas" w:cs="Consolas"/>
@@ -3401,7 +2666,8 @@
           <w:szCs w:val="18"/>
           <w:lang w:val="en-US"/>
         </w:rPr>
-        <w:t>: 1rem;</w:t>
+        <w:br/>
+        <w:t>@media (prefers-reduced-motion: reduce) {</w:t>
       </w:r>
       <w:r>
         <w:rPr>
@@ -3411,7 +2677,7 @@
           <w:lang w:val="en-US"/>
         </w:rPr>
         <w:br/>
-        <w:t xml:space="preserve">  --radius-md: 0.75rem;</w:t>
+        <w:t xml:space="preserve">  *, *::before, *::after {</w:t>
       </w:r>
       <w:r>
         <w:rPr>
@@ -3421,7 +2687,7 @@
           <w:lang w:val="en-US"/>
         </w:rPr>
         <w:br/>
-        <w:t xml:space="preserve">  --transition-base: 0.25s ease;</w:t>
+        <w:t xml:space="preserve">    transition-duration: 0.001ms !important;</w:t>
       </w:r>
       <w:r>
         <w:rPr>
@@ -3431,136 +2697,7 @@
           <w:lang w:val="en-US"/>
         </w:rPr>
         <w:br/>
-        <w:t>}</w:t>
-      </w:r>
-      <w:r>
-        <w:rPr>
-          <w:rFonts w:ascii="Consolas" w:eastAsia="Consolas" w:hAnsi="Consolas" w:cs="Consolas"/>
-          <w:sz w:val="18"/>
-          <w:szCs w:val="18"/>
-          <w:lang w:val="en-US"/>
-        </w:rPr>
-        <w:br/>
-      </w:r>
-      <w:r>
-        <w:rPr>
-          <w:rFonts w:ascii="Consolas" w:eastAsia="Consolas" w:hAnsi="Consolas" w:cs="Consolas"/>
-          <w:sz w:val="18"/>
-          <w:szCs w:val="18"/>
-          <w:lang w:val="en-US"/>
-        </w:rPr>
-        <w:br/>
-        <w:t>@media (prefers-reduced-motion: reduce) {</w:t>
-      </w:r>
-      <w:r>
-        <w:rPr>
-          <w:rFonts w:ascii="Consolas" w:eastAsia="Consolas" w:hAnsi="Consolas" w:cs="Consolas"/>
-          <w:sz w:val="18"/>
-          <w:szCs w:val="18"/>
-          <w:lang w:val="en-US"/>
-        </w:rPr>
-        <w:br/>
-        <w:t xml:space="preserve">  *, </w:t>
-      </w:r>
-      <w:proofErr w:type="gramStart"/>
-      <w:r>
-        <w:rPr>
-          <w:rFonts w:ascii="Consolas" w:eastAsia="Consolas" w:hAnsi="Consolas" w:cs="Consolas"/>
-          <w:sz w:val="18"/>
-          <w:szCs w:val="18"/>
-          <w:lang w:val="en-US"/>
-        </w:rPr>
-        <w:t>*::</w:t>
-      </w:r>
-      <w:proofErr w:type="gramEnd"/>
-      <w:r>
-        <w:rPr>
-          <w:rFonts w:ascii="Consolas" w:eastAsia="Consolas" w:hAnsi="Consolas" w:cs="Consolas"/>
-          <w:sz w:val="18"/>
-          <w:szCs w:val="18"/>
-          <w:lang w:val="en-US"/>
-        </w:rPr>
-        <w:t xml:space="preserve">before, </w:t>
-      </w:r>
-      <w:proofErr w:type="gramStart"/>
-      <w:r>
-        <w:rPr>
-          <w:rFonts w:ascii="Consolas" w:eastAsia="Consolas" w:hAnsi="Consolas" w:cs="Consolas"/>
-          <w:sz w:val="18"/>
-          <w:szCs w:val="18"/>
-          <w:lang w:val="en-US"/>
-        </w:rPr>
-        <w:t>*::</w:t>
-      </w:r>
-      <w:proofErr w:type="gramEnd"/>
-      <w:r>
-        <w:rPr>
-          <w:rFonts w:ascii="Consolas" w:eastAsia="Consolas" w:hAnsi="Consolas" w:cs="Consolas"/>
-          <w:sz w:val="18"/>
-          <w:szCs w:val="18"/>
-          <w:lang w:val="en-US"/>
-        </w:rPr>
-        <w:t>after {</w:t>
-      </w:r>
-      <w:r>
-        <w:rPr>
-          <w:rFonts w:ascii="Consolas" w:eastAsia="Consolas" w:hAnsi="Consolas" w:cs="Consolas"/>
-          <w:sz w:val="18"/>
-          <w:szCs w:val="18"/>
-          <w:lang w:val="en-US"/>
-        </w:rPr>
-        <w:br/>
-        <w:t xml:space="preserve">    transition-duration: 0.001</w:t>
-      </w:r>
-      <w:proofErr w:type="gramStart"/>
-      <w:r>
-        <w:rPr>
-          <w:rFonts w:ascii="Consolas" w:eastAsia="Consolas" w:hAnsi="Consolas" w:cs="Consolas"/>
-          <w:sz w:val="18"/>
-          <w:szCs w:val="18"/>
-          <w:lang w:val="en-US"/>
-        </w:rPr>
-        <w:t>ms !important</w:t>
-      </w:r>
-      <w:proofErr w:type="gramEnd"/>
-      <w:r>
-        <w:rPr>
-          <w:rFonts w:ascii="Consolas" w:eastAsia="Consolas" w:hAnsi="Consolas" w:cs="Consolas"/>
-          <w:sz w:val="18"/>
-          <w:szCs w:val="18"/>
-          <w:lang w:val="en-US"/>
-        </w:rPr>
-        <w:t>;</w:t>
-      </w:r>
-      <w:r>
-        <w:rPr>
-          <w:rFonts w:ascii="Consolas" w:eastAsia="Consolas" w:hAnsi="Consolas" w:cs="Consolas"/>
-          <w:sz w:val="18"/>
-          <w:szCs w:val="18"/>
-          <w:lang w:val="en-US"/>
-        </w:rPr>
-        <w:br/>
-        <w:t xml:space="preserve">    animation-duration: 0.001</w:t>
-      </w:r>
-      <w:proofErr w:type="gramStart"/>
-      <w:r>
-        <w:rPr>
-          <w:rFonts w:ascii="Consolas" w:eastAsia="Consolas" w:hAnsi="Consolas" w:cs="Consolas"/>
-          <w:sz w:val="18"/>
-          <w:szCs w:val="18"/>
-          <w:lang w:val="en-US"/>
-        </w:rPr>
-        <w:t>ms !important</w:t>
-      </w:r>
-      <w:proofErr w:type="gramEnd"/>
-      <w:r>
-        <w:rPr>
-          <w:rFonts w:ascii="Consolas" w:eastAsia="Consolas" w:hAnsi="Consolas" w:cs="Consolas"/>
-          <w:sz w:val="18"/>
-          <w:szCs w:val="18"/>
-          <w:lang w:val="en-US"/>
-        </w:rPr>
-        <w:t>;</w:t>
+        <w:t xml:space="preserve">    animation-duration: 0.001ms !important;</w:t>
       </w:r>
       <w:r>
         <w:rPr>
@@ -3593,23 +2730,7 @@
         <w:spacing w:after="60"/>
       </w:pPr>
       <w:r>
-        <w:t>Estratégia mobile-</w:t>
-      </w:r>
-      <w:proofErr w:type="spellStart"/>
-      <w:r>
-        <w:t>first</w:t>
-      </w:r>
-      <w:proofErr w:type="spellEnd"/>
-      <w:r>
-        <w:t>: regras base para telas pequenas; breakpoints em min-</w:t>
-      </w:r>
-      <w:proofErr w:type="spellStart"/>
-      <w:r>
-        <w:t>width</w:t>
-      </w:r>
-      <w:proofErr w:type="spellEnd"/>
-      <w:r>
-        <w:t xml:space="preserve"> de 36rem (576px), 40rem (640px), 48rem (768px) e 64rem (1024px).</w:t>
+        <w:t>Estratégia mobile-first: regras base para telas pequenas; breakpoints em min-width de 36rem (576px), 40rem (640px), 48rem (768px) e 64rem (1024px).</w:t>
       </w:r>
     </w:p>
     <w:p>
@@ -3622,31 +2743,7 @@
         <w:spacing w:after="60"/>
       </w:pPr>
       <w:r>
-        <w:t xml:space="preserve">Menu hambúrguer responsivo: </w:t>
-      </w:r>
-      <w:proofErr w:type="spellStart"/>
-      <w:r>
-        <w:t>nav</w:t>
-      </w:r>
-      <w:proofErr w:type="spellEnd"/>
-      <w:r>
-        <w:t>-menu fica oculto (</w:t>
-      </w:r>
-      <w:proofErr w:type="spellStart"/>
-      <w:r>
-        <w:t>display:none</w:t>
-      </w:r>
-      <w:proofErr w:type="spellEnd"/>
-      <w:r>
-        <w:t>) até 768px, quando o layout muda para navegação horizontal (</w:t>
-      </w:r>
-      <w:proofErr w:type="spellStart"/>
-      <w:r>
-        <w:t>Flexbox</w:t>
-      </w:r>
-      <w:proofErr w:type="spellEnd"/>
-      <w:r>
-        <w:t>) e o botão é escondido.</w:t>
+        <w:t>Menu hambúrguer responsivo: nav-menu fica oculto (display:none) até 768px, quando o layout muda para navegação horizontal (Flexbox) e o botão é escondido.</w:t>
       </w:r>
     </w:p>
     <w:p>
@@ -3658,37 +2755,8 @@
         </w:numPr>
         <w:spacing w:after="60"/>
       </w:pPr>
-      <w:proofErr w:type="spellStart"/>
-      <w:r>
-        <w:t>Flexbox</w:t>
-      </w:r>
-      <w:proofErr w:type="spellEnd"/>
-      <w:r>
-        <w:t xml:space="preserve"> usado em cabeçalho, botões, formulários e ações de cartão; CSS Grid usado no grid de tarefas (</w:t>
-      </w:r>
-      <w:proofErr w:type="spellStart"/>
-      <w:r>
-        <w:t>task</w:t>
-      </w:r>
-      <w:proofErr w:type="spellEnd"/>
-      <w:r>
-        <w:t>-grid), no resumo (</w:t>
-      </w:r>
-      <w:proofErr w:type="spellStart"/>
-      <w:r>
-        <w:t>summary</w:t>
-      </w:r>
-      <w:proofErr w:type="spellEnd"/>
-      <w:r>
-        <w:t>-strip) e no grid de detalhes (</w:t>
-      </w:r>
-      <w:proofErr w:type="spellStart"/>
-      <w:r>
-        <w:t>detail</w:t>
-      </w:r>
-      <w:proofErr w:type="spellEnd"/>
-      <w:r>
-        <w:t>-grid).</w:t>
+      <w:r>
+        <w:t>Flexbox usado em cabeçalho, botões, formulários e ações de cartão; CSS Grid usado no grid de tarefas (task-grid), no resumo (summary-strip) e no grid de detalhes (detail-grid).</w:t>
       </w:r>
     </w:p>
     <w:p>
@@ -3701,20 +2769,7 @@
         <w:spacing w:after="60"/>
       </w:pPr>
       <w:r>
-        <w:t>Nenhuma largura fixa em pixels: unidades rem/em/%/</w:t>
-      </w:r>
-      <w:proofErr w:type="spellStart"/>
-      <w:proofErr w:type="gramStart"/>
-      <w:r>
-        <w:t>clamp</w:t>
-      </w:r>
-      <w:proofErr w:type="spellEnd"/>
-      <w:r>
-        <w:t>(</w:t>
-      </w:r>
-      <w:proofErr w:type="gramEnd"/>
-      <w:r>
-        <w:t>) para tipografia e espaçamentos fluidos.</w:t>
+        <w:t>Nenhuma largura fixa em pixels: unidades rem/em/%/clamp() para tipografia e espaçamentos fluidos.</w:t>
       </w:r>
     </w:p>
     <w:p>
@@ -3727,23 +2782,7 @@
         <w:spacing w:after="60"/>
       </w:pPr>
       <w:r>
-        <w:t xml:space="preserve">Foco visível </w:t>
-      </w:r>
-      <w:proofErr w:type="gramStart"/>
-      <w:r>
-        <w:t>padronizado via</w:t>
-      </w:r>
-      <w:proofErr w:type="gramEnd"/>
-      <w:r>
-        <w:t xml:space="preserve"> :</w:t>
-      </w:r>
-      <w:proofErr w:type="spellStart"/>
-      <w:r>
-        <w:t>focus-visible</w:t>
-      </w:r>
-      <w:proofErr w:type="spellEnd"/>
-      <w:r>
-        <w:t xml:space="preserve"> com contorno de 3px na cor primária, aplicado a links, botões e campos de formulário.</w:t>
+        <w:t>Foco visível padronizado via :focus-visible com contorno de 3px na cor primária, aplicado a links, botões e campos de formulário.</w:t>
       </w:r>
     </w:p>
     <w:p>
@@ -3779,23 +2818,7 @@
         <w:t xml:space="preserve">[x] </w:t>
       </w:r>
       <w:r>
-        <w:t xml:space="preserve">HTML com </w:t>
-      </w:r>
-      <w:proofErr w:type="spellStart"/>
-      <w:r>
-        <w:t>lang</w:t>
-      </w:r>
-      <w:proofErr w:type="spellEnd"/>
-      <w:r>
-        <w:t xml:space="preserve"> definido (</w:t>
-      </w:r>
-      <w:proofErr w:type="spellStart"/>
-      <w:r>
-        <w:t>pt</w:t>
-      </w:r>
-      <w:proofErr w:type="spellEnd"/>
-      <w:r>
-        <w:t>-BR) em todas as páginas.</w:t>
+        <w:t>HTML com lang definido (pt-BR) em todas as páginas.</w:t>
       </w:r>
     </w:p>
     <w:p>
@@ -3810,13 +2833,8 @@
         </w:rPr>
         <w:t xml:space="preserve">[x] </w:t>
       </w:r>
-      <w:proofErr w:type="spellStart"/>
-      <w:r>
-        <w:t>Headings</w:t>
-      </w:r>
-      <w:proofErr w:type="spellEnd"/>
-      <w:r>
-        <w:t xml:space="preserve"> em ordem lógica; apenas um &lt;h1&gt; por página.</w:t>
+      <w:r>
+        <w:t>Headings em ordem lógica; apenas um &lt;h1&gt; por página.</w:t>
       </w:r>
     </w:p>
     <w:p>
@@ -3839,21 +2857,7 @@
         <w:rPr>
           <w:lang w:val="en-US"/>
         </w:rPr>
-        <w:t xml:space="preserve">Landmarks </w:t>
-      </w:r>
-      <w:proofErr w:type="spellStart"/>
-      <w:r>
-        <w:rPr>
-          <w:lang w:val="en-US"/>
-        </w:rPr>
-        <w:t>semânticos</w:t>
-      </w:r>
-      <w:proofErr w:type="spellEnd"/>
-      <w:r>
-        <w:rPr>
-          <w:lang w:val="en-US"/>
-        </w:rPr>
-        <w:t xml:space="preserve"> (header/nav/main/footer).</w:t>
+        <w:t>Landmarks semânticos (header/nav/main/footer).</w:t>
       </w:r>
     </w:p>
     <w:p>
@@ -3885,15 +2889,7 @@
         <w:t xml:space="preserve">[x] </w:t>
       </w:r>
       <w:r>
-        <w:t>Ícones decorativos marcados com aria-</w:t>
-      </w:r>
-      <w:proofErr w:type="spellStart"/>
-      <w:r>
-        <w:t>hidden</w:t>
-      </w:r>
-      <w:proofErr w:type="spellEnd"/>
-      <w:r>
-        <w:t>; nenhuma imagem de conteúdo ainda inserida (ver observação).</w:t>
+        <w:t>Ícones decorativos marcados com aria-hidden; nenhuma imagem de conteúdo ainda inserida (ver observação).</w:t>
       </w:r>
     </w:p>
     <w:p>
@@ -3932,16 +2928,14 @@
       <w:pPr>
         <w:spacing w:after="80"/>
       </w:pPr>
-      <w:proofErr w:type="gramStart"/>
       <w:r>
         <w:rPr>
           <w:b/>
           <w:bCs/>
-          <w:color w:val="AE1C31"/>
-        </w:rPr>
-        <w:t>[ ]</w:t>
-      </w:r>
-      <w:proofErr w:type="gramEnd"/>
+          <w:color w:val="157347"/>
+        </w:rPr>
+        <w:t>[x]</w:t>
+      </w:r>
       <w:r>
         <w:rPr>
           <w:b/>
@@ -3961,73 +2955,7 @@
           <w:sz w:val="20"/>
           <w:szCs w:val="20"/>
         </w:rPr>
-        <w:t xml:space="preserve">  — </w:t>
-      </w:r>
-      <w:proofErr w:type="gramStart"/>
-      <w:r>
-        <w:rPr>
-          <w:i/>
-          <w:iCs/>
-          <w:color w:val="5B6577"/>
-          <w:sz w:val="20"/>
-          <w:szCs w:val="20"/>
-        </w:rPr>
-        <w:t>pendente</w:t>
-      </w:r>
-      <w:proofErr w:type="gramEnd"/>
-      <w:r>
-        <w:rPr>
-          <w:i/>
-          <w:iCs/>
-          <w:color w:val="5B6577"/>
-          <w:sz w:val="20"/>
-          <w:szCs w:val="20"/>
-        </w:rPr>
-        <w:t xml:space="preserve"> de medição formal com </w:t>
-      </w:r>
-      <w:proofErr w:type="spellStart"/>
-      <w:r>
-        <w:rPr>
-          <w:i/>
-          <w:iCs/>
-          <w:color w:val="5B6577"/>
-          <w:sz w:val="20"/>
-          <w:szCs w:val="20"/>
-        </w:rPr>
-        <w:t>Lighthouse</w:t>
-      </w:r>
-      <w:proofErr w:type="spellEnd"/>
-      <w:r>
-        <w:rPr>
-          <w:i/>
-          <w:iCs/>
-          <w:color w:val="5B6577"/>
-          <w:sz w:val="20"/>
-          <w:szCs w:val="20"/>
-        </w:rPr>
-        <w:t>/</w:t>
-      </w:r>
-      <w:proofErr w:type="spellStart"/>
-      <w:r>
-        <w:rPr>
-          <w:i/>
-          <w:iCs/>
-          <w:color w:val="5B6577"/>
-          <w:sz w:val="20"/>
-          <w:szCs w:val="20"/>
-        </w:rPr>
-        <w:t>axe</w:t>
-      </w:r>
-      <w:proofErr w:type="spellEnd"/>
-      <w:r>
-        <w:rPr>
-          <w:i/>
-          <w:iCs/>
-          <w:color w:val="5B6577"/>
-          <w:sz w:val="20"/>
-          <w:szCs w:val="20"/>
-        </w:rPr>
-        <w:t xml:space="preserve"> após publicação</w:t>
+        <w:t xml:space="preserve">  — confirmado por cálculo formal WCAG 2.1 (ver tabela de evidência abaixo)</w:t>
       </w:r>
     </w:p>
     <w:p>
@@ -4043,15 +2971,7 @@
         <w:t xml:space="preserve">[x] </w:t>
       </w:r>
       <w:r>
-        <w:t>Preferência do usuário respeitada (</w:t>
-      </w:r>
-      <w:proofErr w:type="spellStart"/>
-      <w:r>
-        <w:t>prefers-reduced-motion</w:t>
-      </w:r>
-      <w:proofErr w:type="spellEnd"/>
-      <w:r>
-        <w:t>).</w:t>
+        <w:t>Preferência do usuário respeitada (prefers-reduced-motion).</w:t>
       </w:r>
     </w:p>
     <w:p>
@@ -4067,15 +2987,7 @@
         <w:t xml:space="preserve">[x] </w:t>
       </w:r>
       <w:r>
-        <w:t xml:space="preserve">Formulários: </w:t>
-      </w:r>
-      <w:proofErr w:type="spellStart"/>
-      <w:r>
-        <w:t>labels</w:t>
-      </w:r>
-      <w:proofErr w:type="spellEnd"/>
-      <w:r>
-        <w:t xml:space="preserve"> associados, estados de erro descritos e região aria-live.</w:t>
+        <w:t>Formulários: labels associados, estados de erro descritos e região aria-live.</w:t>
       </w:r>
     </w:p>
     <w:p>
@@ -4091,15 +3003,7 @@
         <w:t xml:space="preserve">[x] </w:t>
       </w:r>
       <w:r>
-        <w:t xml:space="preserve">Mensagens não dependem apenas de cor: </w:t>
-      </w:r>
-      <w:proofErr w:type="spellStart"/>
-      <w:r>
-        <w:t>badges</w:t>
-      </w:r>
-      <w:proofErr w:type="spellEnd"/>
-      <w:r>
-        <w:t xml:space="preserve"> de status/prioridade sempre têm texto.</w:t>
+        <w:t>Mensagens não dependem apenas de cor: badges de status/prioridade sempre têm texto.</w:t>
       </w:r>
     </w:p>
     <w:p>
@@ -4107,23 +3011,1511 @@
         <w:spacing w:after="140"/>
       </w:pPr>
       <w:r>
-        <w:t>Observação: o projeto ainda não inclui imagens de conteúdo (fotos/ilustrações) — apenas um emoji decorativo no logotipo, corretamente marcado com aria-</w:t>
-      </w:r>
-      <w:proofErr w:type="spellStart"/>
-      <w:r>
-        <w:t>hidden</w:t>
-      </w:r>
-      <w:proofErr w:type="spellEnd"/>
-      <w:r>
-        <w:t xml:space="preserve">. Caso imagens sejam adicionadas nas próximas entregas, todas devem receber atributo </w:t>
-      </w:r>
-      <w:proofErr w:type="spellStart"/>
-      <w:r>
-        <w:t>alt</w:t>
-      </w:r>
-      <w:proofErr w:type="spellEnd"/>
-      <w:r>
-        <w:t xml:space="preserve"> descritivo.</w:t>
+        <w:t>Observação: o projeto ainda não inclui imagens de conteúdo (fotos/ilustrações) — apenas um emoji decorativo no logotipo, corretamente marcado com aria-hidden. Caso imagens sejam adicionadas nas próximas entregas, todas devem receber atributo alt descritivo.</w:t>
+      </w:r>
+    </w:p>
+    <w:p>
+      <w:pPr>
+        <w:pStyle w:val="Ttulo2"/>
+        <w:spacing w:before="200" w:after="100"/>
+      </w:pPr>
+      <w:r>
+        <w:rPr>
+          <w:b/>
+          <w:bCs/>
+          <w:color w:val="16192A"/>
+          <w:sz w:val="24"/>
+          <w:szCs w:val="24"/>
+        </w:rPr>
+        <w:t>Evidência de contraste (WCAG 2.1)</w:t>
+      </w:r>
+    </w:p>
+    <w:p>
+      <w:pPr>
+        <w:spacing w:after="140"/>
+      </w:pPr>
+      <w:r>
+        <w:t>Razão de contraste calculada com a fórmula oficial de luminância relativa do WCAG 2.1, diretamente a partir das cores definidas em Estilos/stylesBase.css. O critério de aprovação nível AA para texto normal é 4.5:1.</w:t>
+      </w:r>
+    </w:p>
+    <w:tbl>
+      <w:tblPr>
+        <w:tblW w:w="6400" w:type="dxa"/>
+        <w:tblBorders>
+          <w:top w:val="single" w:sz="4" w:space="0" w:color="auto"/>
+          <w:left w:val="single" w:sz="4" w:space="0" w:color="auto"/>
+          <w:bottom w:val="single" w:sz="4" w:space="0" w:color="auto"/>
+          <w:right w:val="single" w:sz="4" w:space="0" w:color="auto"/>
+          <w:insideH w:val="single" w:sz="4" w:space="0" w:color="auto"/>
+          <w:insideV w:val="single" w:sz="4" w:space="0" w:color="auto"/>
+        </w:tblBorders>
+        <w:tblCellMar>
+          <w:left w:w="10" w:type="dxa"/>
+          <w:right w:w="10" w:type="dxa"/>
+        </w:tblCellMar>
+        <w:tblLook w:val="0000" w:firstRow="0" w:lastRow="0" w:firstColumn="0" w:lastColumn="0" w:noHBand="0" w:noVBand="0"/>
+      </w:tblPr>
+      <w:tblGrid>
+        <w:gridCol w:w="2491"/>
+        <w:gridCol w:w="992"/>
+        <w:gridCol w:w="993"/>
+        <w:gridCol w:w="891"/>
+        <w:gridCol w:w="1033"/>
+      </w:tblGrid>
+      <w:tr>
+        <w:trPr>
+          <w:tblHeader/>
+        </w:trPr>
+        <w:tc>
+          <w:tcPr>
+            <w:tcW w:w="2600" w:type="dxa"/>
+            <w:shd w:val="clear" w:color="auto" w:fill="E8EDFD"/>
+            <w:tcMar>
+              <w:top w:w="80" w:type="dxa"/>
+              <w:left w:w="100" w:type="dxa"/>
+              <w:bottom w:w="80" w:type="dxa"/>
+              <w:right w:w="100" w:type="dxa"/>
+            </w:tcMar>
+          </w:tcPr>
+          <w:p>
+            <w:r>
+              <w:rPr>
+                <w:b/>
+                <w:bCs/>
+                <w:sz w:val="20"/>
+                <w:szCs w:val="20"/>
+              </w:rPr>
+              <w:t>Par de cores</w:t>
+            </w:r>
+          </w:p>
+        </w:tc>
+        <w:tc>
+          <w:tcPr>
+            <w:tcW w:w="1000" w:type="dxa"/>
+            <w:shd w:val="clear" w:color="auto" w:fill="E8EDFD"/>
+            <w:tcMar>
+              <w:top w:w="80" w:type="dxa"/>
+              <w:left w:w="100" w:type="dxa"/>
+              <w:bottom w:w="80" w:type="dxa"/>
+              <w:right w:w="100" w:type="dxa"/>
+            </w:tcMar>
+          </w:tcPr>
+          <w:p>
+            <w:r>
+              <w:rPr>
+                <w:b/>
+                <w:bCs/>
+                <w:sz w:val="20"/>
+                <w:szCs w:val="20"/>
+              </w:rPr>
+              <w:t>Texto</w:t>
+            </w:r>
+          </w:p>
+        </w:tc>
+        <w:tc>
+          <w:tcPr>
+            <w:tcW w:w="1000" w:type="dxa"/>
+            <w:shd w:val="clear" w:color="auto" w:fill="E8EDFD"/>
+            <w:tcMar>
+              <w:top w:w="80" w:type="dxa"/>
+              <w:left w:w="100" w:type="dxa"/>
+              <w:bottom w:w="80" w:type="dxa"/>
+              <w:right w:w="100" w:type="dxa"/>
+            </w:tcMar>
+          </w:tcPr>
+          <w:p>
+            <w:r>
+              <w:rPr>
+                <w:b/>
+                <w:bCs/>
+                <w:sz w:val="20"/>
+                <w:szCs w:val="20"/>
+              </w:rPr>
+              <w:t>Fundo</w:t>
+            </w:r>
+          </w:p>
+        </w:tc>
+        <w:tc>
+          <w:tcPr>
+            <w:tcW w:w="900" w:type="dxa"/>
+            <w:shd w:val="clear" w:color="auto" w:fill="E8EDFD"/>
+            <w:tcMar>
+              <w:top w:w="80" w:type="dxa"/>
+              <w:left w:w="100" w:type="dxa"/>
+              <w:bottom w:w="80" w:type="dxa"/>
+              <w:right w:w="100" w:type="dxa"/>
+            </w:tcMar>
+          </w:tcPr>
+          <w:p>
+            <w:r>
+              <w:rPr>
+                <w:b/>
+                <w:bCs/>
+                <w:sz w:val="20"/>
+                <w:szCs w:val="20"/>
+              </w:rPr>
+              <w:t>Razão</w:t>
+            </w:r>
+          </w:p>
+        </w:tc>
+        <w:tc>
+          <w:tcPr>
+            <w:tcW w:w="900" w:type="dxa"/>
+            <w:shd w:val="clear" w:color="auto" w:fill="E8EDFD"/>
+            <w:tcMar>
+              <w:top w:w="80" w:type="dxa"/>
+              <w:left w:w="100" w:type="dxa"/>
+              <w:bottom w:w="80" w:type="dxa"/>
+              <w:right w:w="100" w:type="dxa"/>
+            </w:tcMar>
+          </w:tcPr>
+          <w:p>
+            <w:r>
+              <w:rPr>
+                <w:b/>
+                <w:bCs/>
+                <w:sz w:val="20"/>
+                <w:szCs w:val="20"/>
+              </w:rPr>
+              <w:t>Resultado</w:t>
+            </w:r>
+          </w:p>
+        </w:tc>
+      </w:tr>
+      <w:tr>
+        <w:tc>
+          <w:tcPr>
+            <w:tcW w:w="2600" w:type="dxa"/>
+            <w:tcMar>
+              <w:top w:w="80" w:type="dxa"/>
+              <w:left w:w="100" w:type="dxa"/>
+              <w:bottom w:w="80" w:type="dxa"/>
+              <w:right w:w="100" w:type="dxa"/>
+            </w:tcMar>
+          </w:tcPr>
+          <w:p>
+            <w:r>
+              <w:rPr>
+                <w:sz w:val="20"/>
+                <w:szCs w:val="20"/>
+              </w:rPr>
+              <w:t>Texto principal / fundo da página</w:t>
+            </w:r>
+          </w:p>
+        </w:tc>
+        <w:tc>
+          <w:tcPr>
+            <w:tcW w:w="1000" w:type="dxa"/>
+            <w:tcMar>
+              <w:top w:w="80" w:type="dxa"/>
+              <w:left w:w="100" w:type="dxa"/>
+              <w:bottom w:w="80" w:type="dxa"/>
+              <w:right w:w="100" w:type="dxa"/>
+            </w:tcMar>
+          </w:tcPr>
+          <w:p>
+            <w:r>
+              <w:rPr>
+                <w:sz w:val="20"/>
+                <w:szCs w:val="20"/>
+              </w:rPr>
+              <w:t>#16192A</w:t>
+            </w:r>
+          </w:p>
+        </w:tc>
+        <w:tc>
+          <w:tcPr>
+            <w:tcW w:w="1000" w:type="dxa"/>
+            <w:tcMar>
+              <w:top w:w="80" w:type="dxa"/>
+              <w:left w:w="100" w:type="dxa"/>
+              <w:bottom w:w="80" w:type="dxa"/>
+              <w:right w:w="100" w:type="dxa"/>
+            </w:tcMar>
+          </w:tcPr>
+          <w:p>
+            <w:r>
+              <w:rPr>
+                <w:sz w:val="20"/>
+                <w:szCs w:val="20"/>
+              </w:rPr>
+              <w:t>#F4F6FB</w:t>
+            </w:r>
+          </w:p>
+        </w:tc>
+        <w:tc>
+          <w:tcPr>
+            <w:tcW w:w="900" w:type="dxa"/>
+            <w:tcMar>
+              <w:top w:w="80" w:type="dxa"/>
+              <w:left w:w="100" w:type="dxa"/>
+              <w:bottom w:w="80" w:type="dxa"/>
+              <w:right w:w="100" w:type="dxa"/>
+            </w:tcMar>
+          </w:tcPr>
+          <w:p>
+            <w:r>
+              <w:rPr>
+                <w:sz w:val="20"/>
+                <w:szCs w:val="20"/>
+              </w:rPr>
+              <w:t>16.10:1</w:t>
+            </w:r>
+          </w:p>
+        </w:tc>
+        <w:tc>
+          <w:tcPr>
+            <w:tcW w:w="900" w:type="dxa"/>
+            <w:tcMar>
+              <w:top w:w="80" w:type="dxa"/>
+              <w:left w:w="100" w:type="dxa"/>
+              <w:bottom w:w="80" w:type="dxa"/>
+              <w:right w:w="100" w:type="dxa"/>
+            </w:tcMar>
+          </w:tcPr>
+          <w:p>
+            <w:r>
+              <w:rPr>
+                <w:sz w:val="20"/>
+                <w:szCs w:val="20"/>
+              </w:rPr>
+              <w:t>PASSA</w:t>
+            </w:r>
+          </w:p>
+        </w:tc>
+      </w:tr>
+      <w:tr>
+        <w:tc>
+          <w:tcPr>
+            <w:tcW w:w="2600" w:type="dxa"/>
+            <w:tcMar>
+              <w:top w:w="80" w:type="dxa"/>
+              <w:left w:w="100" w:type="dxa"/>
+              <w:bottom w:w="80" w:type="dxa"/>
+              <w:right w:w="100" w:type="dxa"/>
+            </w:tcMar>
+          </w:tcPr>
+          <w:p>
+            <w:r>
+              <w:rPr>
+                <w:sz w:val="20"/>
+                <w:szCs w:val="20"/>
+              </w:rPr>
+              <w:t>Texto principal / cartão branco</w:t>
+            </w:r>
+          </w:p>
+        </w:tc>
+        <w:tc>
+          <w:tcPr>
+            <w:tcW w:w="1000" w:type="dxa"/>
+            <w:tcMar>
+              <w:top w:w="80" w:type="dxa"/>
+              <w:left w:w="100" w:type="dxa"/>
+              <w:bottom w:w="80" w:type="dxa"/>
+              <w:right w:w="100" w:type="dxa"/>
+            </w:tcMar>
+          </w:tcPr>
+          <w:p>
+            <w:r>
+              <w:rPr>
+                <w:sz w:val="20"/>
+                <w:szCs w:val="20"/>
+              </w:rPr>
+              <w:t>#16192A</w:t>
+            </w:r>
+          </w:p>
+        </w:tc>
+        <w:tc>
+          <w:tcPr>
+            <w:tcW w:w="1000" w:type="dxa"/>
+            <w:tcMar>
+              <w:top w:w="80" w:type="dxa"/>
+              <w:left w:w="100" w:type="dxa"/>
+              <w:bottom w:w="80" w:type="dxa"/>
+              <w:right w:w="100" w:type="dxa"/>
+            </w:tcMar>
+          </w:tcPr>
+          <w:p>
+            <w:r>
+              <w:rPr>
+                <w:sz w:val="20"/>
+                <w:szCs w:val="20"/>
+              </w:rPr>
+              <w:t>#FFFFFF</w:t>
+            </w:r>
+          </w:p>
+        </w:tc>
+        <w:tc>
+          <w:tcPr>
+            <w:tcW w:w="900" w:type="dxa"/>
+            <w:tcMar>
+              <w:top w:w="80" w:type="dxa"/>
+              <w:left w:w="100" w:type="dxa"/>
+              <w:bottom w:w="80" w:type="dxa"/>
+              <w:right w:w="100" w:type="dxa"/>
+            </w:tcMar>
+          </w:tcPr>
+          <w:p>
+            <w:r>
+              <w:rPr>
+                <w:sz w:val="20"/>
+                <w:szCs w:val="20"/>
+              </w:rPr>
+              <w:t>17.40:1</w:t>
+            </w:r>
+          </w:p>
+        </w:tc>
+        <w:tc>
+          <w:tcPr>
+            <w:tcW w:w="900" w:type="dxa"/>
+            <w:tcMar>
+              <w:top w:w="80" w:type="dxa"/>
+              <w:left w:w="100" w:type="dxa"/>
+              <w:bottom w:w="80" w:type="dxa"/>
+              <w:right w:w="100" w:type="dxa"/>
+            </w:tcMar>
+          </w:tcPr>
+          <w:p>
+            <w:r>
+              <w:rPr>
+                <w:sz w:val="20"/>
+                <w:szCs w:val="20"/>
+              </w:rPr>
+              <w:t>PASSA</w:t>
+            </w:r>
+          </w:p>
+        </w:tc>
+      </w:tr>
+      <w:tr>
+        <w:tc>
+          <w:tcPr>
+            <w:tcW w:w="2600" w:type="dxa"/>
+            <w:tcMar>
+              <w:top w:w="80" w:type="dxa"/>
+              <w:left w:w="100" w:type="dxa"/>
+              <w:bottom w:w="80" w:type="dxa"/>
+              <w:right w:w="100" w:type="dxa"/>
+            </w:tcMar>
+          </w:tcPr>
+          <w:p>
+            <w:r>
+              <w:rPr>
+                <w:sz w:val="20"/>
+                <w:szCs w:val="20"/>
+              </w:rPr>
+              <w:t>Texto secundário (muted) / fundo da página</w:t>
+            </w:r>
+          </w:p>
+        </w:tc>
+        <w:tc>
+          <w:tcPr>
+            <w:tcW w:w="1000" w:type="dxa"/>
+            <w:tcMar>
+              <w:top w:w="80" w:type="dxa"/>
+              <w:left w:w="100" w:type="dxa"/>
+              <w:bottom w:w="80" w:type="dxa"/>
+              <w:right w:w="100" w:type="dxa"/>
+            </w:tcMar>
+          </w:tcPr>
+          <w:p>
+            <w:r>
+              <w:rPr>
+                <w:sz w:val="20"/>
+                <w:szCs w:val="20"/>
+              </w:rPr>
+              <w:t>#5B6577</w:t>
+            </w:r>
+          </w:p>
+        </w:tc>
+        <w:tc>
+          <w:tcPr>
+            <w:tcW w:w="1000" w:type="dxa"/>
+            <w:tcMar>
+              <w:top w:w="80" w:type="dxa"/>
+              <w:left w:w="100" w:type="dxa"/>
+              <w:bottom w:w="80" w:type="dxa"/>
+              <w:right w:w="100" w:type="dxa"/>
+            </w:tcMar>
+          </w:tcPr>
+          <w:p>
+            <w:r>
+              <w:rPr>
+                <w:sz w:val="20"/>
+                <w:szCs w:val="20"/>
+              </w:rPr>
+              <w:t>#F4F6FB</w:t>
+            </w:r>
+          </w:p>
+        </w:tc>
+        <w:tc>
+          <w:tcPr>
+            <w:tcW w:w="900" w:type="dxa"/>
+            <w:tcMar>
+              <w:top w:w="80" w:type="dxa"/>
+              <w:left w:w="100" w:type="dxa"/>
+              <w:bottom w:w="80" w:type="dxa"/>
+              <w:right w:w="100" w:type="dxa"/>
+            </w:tcMar>
+          </w:tcPr>
+          <w:p>
+            <w:r>
+              <w:rPr>
+                <w:sz w:val="20"/>
+                <w:szCs w:val="20"/>
+              </w:rPr>
+              <w:t>5.44:1</w:t>
+            </w:r>
+          </w:p>
+        </w:tc>
+        <w:tc>
+          <w:tcPr>
+            <w:tcW w:w="900" w:type="dxa"/>
+            <w:tcMar>
+              <w:top w:w="80" w:type="dxa"/>
+              <w:left w:w="100" w:type="dxa"/>
+              <w:bottom w:w="80" w:type="dxa"/>
+              <w:right w:w="100" w:type="dxa"/>
+            </w:tcMar>
+          </w:tcPr>
+          <w:p>
+            <w:r>
+              <w:rPr>
+                <w:sz w:val="20"/>
+                <w:szCs w:val="20"/>
+              </w:rPr>
+              <w:t>PASSA</w:t>
+            </w:r>
+          </w:p>
+        </w:tc>
+      </w:tr>
+      <w:tr>
+        <w:tc>
+          <w:tcPr>
+            <w:tcW w:w="2600" w:type="dxa"/>
+            <w:tcMar>
+              <w:top w:w="80" w:type="dxa"/>
+              <w:left w:w="100" w:type="dxa"/>
+              <w:bottom w:w="80" w:type="dxa"/>
+              <w:right w:w="100" w:type="dxa"/>
+            </w:tcMar>
+          </w:tcPr>
+          <w:p>
+            <w:r>
+              <w:rPr>
+                <w:sz w:val="20"/>
+                <w:szCs w:val="20"/>
+              </w:rPr>
+              <w:t>Texto secundário (muted) / cartão branco</w:t>
+            </w:r>
+          </w:p>
+        </w:tc>
+        <w:tc>
+          <w:tcPr>
+            <w:tcW w:w="1000" w:type="dxa"/>
+            <w:tcMar>
+              <w:top w:w="80" w:type="dxa"/>
+              <w:left w:w="100" w:type="dxa"/>
+              <w:bottom w:w="80" w:type="dxa"/>
+              <w:right w:w="100" w:type="dxa"/>
+            </w:tcMar>
+          </w:tcPr>
+          <w:p>
+            <w:r>
+              <w:rPr>
+                <w:sz w:val="20"/>
+                <w:szCs w:val="20"/>
+              </w:rPr>
+              <w:t>#5B6577</w:t>
+            </w:r>
+          </w:p>
+        </w:tc>
+        <w:tc>
+          <w:tcPr>
+            <w:tcW w:w="1000" w:type="dxa"/>
+            <w:tcMar>
+              <w:top w:w="80" w:type="dxa"/>
+              <w:left w:w="100" w:type="dxa"/>
+              <w:bottom w:w="80" w:type="dxa"/>
+              <w:right w:w="100" w:type="dxa"/>
+            </w:tcMar>
+          </w:tcPr>
+          <w:p>
+            <w:r>
+              <w:rPr>
+                <w:sz w:val="20"/>
+                <w:szCs w:val="20"/>
+              </w:rPr>
+              <w:t>#FFFFFF</w:t>
+            </w:r>
+          </w:p>
+        </w:tc>
+        <w:tc>
+          <w:tcPr>
+            <w:tcW w:w="900" w:type="dxa"/>
+            <w:tcMar>
+              <w:top w:w="80" w:type="dxa"/>
+              <w:left w:w="100" w:type="dxa"/>
+              <w:bottom w:w="80" w:type="dxa"/>
+              <w:right w:w="100" w:type="dxa"/>
+            </w:tcMar>
+          </w:tcPr>
+          <w:p>
+            <w:r>
+              <w:rPr>
+                <w:sz w:val="20"/>
+                <w:szCs w:val="20"/>
+              </w:rPr>
+              <w:t>5.88:1</w:t>
+            </w:r>
+          </w:p>
+        </w:tc>
+        <w:tc>
+          <w:tcPr>
+            <w:tcW w:w="900" w:type="dxa"/>
+            <w:tcMar>
+              <w:top w:w="80" w:type="dxa"/>
+              <w:left w:w="100" w:type="dxa"/>
+              <w:bottom w:w="80" w:type="dxa"/>
+              <w:right w:w="100" w:type="dxa"/>
+            </w:tcMar>
+          </w:tcPr>
+          <w:p>
+            <w:r>
+              <w:rPr>
+                <w:sz w:val="20"/>
+                <w:szCs w:val="20"/>
+              </w:rPr>
+              <w:t>PASSA</w:t>
+            </w:r>
+          </w:p>
+        </w:tc>
+      </w:tr>
+      <w:tr>
+        <w:tc>
+          <w:tcPr>
+            <w:tcW w:w="2600" w:type="dxa"/>
+            <w:tcMar>
+              <w:top w:w="80" w:type="dxa"/>
+              <w:left w:w="100" w:type="dxa"/>
+              <w:bottom w:w="80" w:type="dxa"/>
+              <w:right w:w="100" w:type="dxa"/>
+            </w:tcMar>
+          </w:tcPr>
+          <w:p>
+            <w:r>
+              <w:rPr>
+                <w:sz w:val="20"/>
+                <w:szCs w:val="20"/>
+              </w:rPr>
+              <w:t>Texto do botão primário / fundo do botão</w:t>
+            </w:r>
+          </w:p>
+        </w:tc>
+        <w:tc>
+          <w:tcPr>
+            <w:tcW w:w="1000" w:type="dxa"/>
+            <w:tcMar>
+              <w:top w:w="80" w:type="dxa"/>
+              <w:left w:w="100" w:type="dxa"/>
+              <w:bottom w:w="80" w:type="dxa"/>
+              <w:right w:w="100" w:type="dxa"/>
+            </w:tcMar>
+          </w:tcPr>
+          <w:p>
+            <w:r>
+              <w:rPr>
+                <w:sz w:val="20"/>
+                <w:szCs w:val="20"/>
+              </w:rPr>
+              <w:t>#FFFFFF</w:t>
+            </w:r>
+          </w:p>
+        </w:tc>
+        <w:tc>
+          <w:tcPr>
+            <w:tcW w:w="1000" w:type="dxa"/>
+            <w:tcMar>
+              <w:top w:w="80" w:type="dxa"/>
+              <w:left w:w="100" w:type="dxa"/>
+              <w:bottom w:w="80" w:type="dxa"/>
+              <w:right w:w="100" w:type="dxa"/>
+            </w:tcMar>
+          </w:tcPr>
+          <w:p>
+            <w:r>
+              <w:rPr>
+                <w:sz w:val="20"/>
+                <w:szCs w:val="20"/>
+              </w:rPr>
+              <w:t>#2454E0</w:t>
+            </w:r>
+          </w:p>
+        </w:tc>
+        <w:tc>
+          <w:tcPr>
+            <w:tcW w:w="900" w:type="dxa"/>
+            <w:tcMar>
+              <w:top w:w="80" w:type="dxa"/>
+              <w:left w:w="100" w:type="dxa"/>
+              <w:bottom w:w="80" w:type="dxa"/>
+              <w:right w:w="100" w:type="dxa"/>
+            </w:tcMar>
+          </w:tcPr>
+          <w:p>
+            <w:r>
+              <w:rPr>
+                <w:sz w:val="20"/>
+                <w:szCs w:val="20"/>
+              </w:rPr>
+              <w:t>6.14:1</w:t>
+            </w:r>
+          </w:p>
+        </w:tc>
+        <w:tc>
+          <w:tcPr>
+            <w:tcW w:w="900" w:type="dxa"/>
+            <w:tcMar>
+              <w:top w:w="80" w:type="dxa"/>
+              <w:left w:w="100" w:type="dxa"/>
+              <w:bottom w:w="80" w:type="dxa"/>
+              <w:right w:w="100" w:type="dxa"/>
+            </w:tcMar>
+          </w:tcPr>
+          <w:p>
+            <w:r>
+              <w:rPr>
+                <w:sz w:val="20"/>
+                <w:szCs w:val="20"/>
+              </w:rPr>
+              <w:t>PASSA</w:t>
+            </w:r>
+          </w:p>
+        </w:tc>
+      </w:tr>
+      <w:tr>
+        <w:tc>
+          <w:tcPr>
+            <w:tcW w:w="2600" w:type="dxa"/>
+            <w:tcMar>
+              <w:top w:w="80" w:type="dxa"/>
+              <w:left w:w="100" w:type="dxa"/>
+              <w:bottom w:w="80" w:type="dxa"/>
+              <w:right w:w="100" w:type="dxa"/>
+            </w:tcMar>
+          </w:tcPr>
+          <w:p>
+            <w:r>
+              <w:rPr>
+                <w:sz w:val="20"/>
+                <w:szCs w:val="20"/>
+              </w:rPr>
+              <w:t>Link (cor primária) / cartão branco</w:t>
+            </w:r>
+          </w:p>
+        </w:tc>
+        <w:tc>
+          <w:tcPr>
+            <w:tcW w:w="1000" w:type="dxa"/>
+            <w:tcMar>
+              <w:top w:w="80" w:type="dxa"/>
+              <w:left w:w="100" w:type="dxa"/>
+              <w:bottom w:w="80" w:type="dxa"/>
+              <w:right w:w="100" w:type="dxa"/>
+            </w:tcMar>
+          </w:tcPr>
+          <w:p>
+            <w:r>
+              <w:rPr>
+                <w:sz w:val="20"/>
+                <w:szCs w:val="20"/>
+              </w:rPr>
+              <w:t>#2454E0</w:t>
+            </w:r>
+          </w:p>
+        </w:tc>
+        <w:tc>
+          <w:tcPr>
+            <w:tcW w:w="1000" w:type="dxa"/>
+            <w:tcMar>
+              <w:top w:w="80" w:type="dxa"/>
+              <w:left w:w="100" w:type="dxa"/>
+              <w:bottom w:w="80" w:type="dxa"/>
+              <w:right w:w="100" w:type="dxa"/>
+            </w:tcMar>
+          </w:tcPr>
+          <w:p>
+            <w:r>
+              <w:rPr>
+                <w:sz w:val="20"/>
+                <w:szCs w:val="20"/>
+              </w:rPr>
+              <w:t>#FFFFFF</w:t>
+            </w:r>
+          </w:p>
+        </w:tc>
+        <w:tc>
+          <w:tcPr>
+            <w:tcW w:w="900" w:type="dxa"/>
+            <w:tcMar>
+              <w:top w:w="80" w:type="dxa"/>
+              <w:left w:w="100" w:type="dxa"/>
+              <w:bottom w:w="80" w:type="dxa"/>
+              <w:right w:w="100" w:type="dxa"/>
+            </w:tcMar>
+          </w:tcPr>
+          <w:p>
+            <w:r>
+              <w:rPr>
+                <w:sz w:val="20"/>
+                <w:szCs w:val="20"/>
+              </w:rPr>
+              <w:t>6.14:1</w:t>
+            </w:r>
+          </w:p>
+        </w:tc>
+        <w:tc>
+          <w:tcPr>
+            <w:tcW w:w="900" w:type="dxa"/>
+            <w:tcMar>
+              <w:top w:w="80" w:type="dxa"/>
+              <w:left w:w="100" w:type="dxa"/>
+              <w:bottom w:w="80" w:type="dxa"/>
+              <w:right w:w="100" w:type="dxa"/>
+            </w:tcMar>
+          </w:tcPr>
+          <w:p>
+            <w:r>
+              <w:rPr>
+                <w:sz w:val="20"/>
+                <w:szCs w:val="20"/>
+              </w:rPr>
+              <w:t>PASSA</w:t>
+            </w:r>
+          </w:p>
+        </w:tc>
+      </w:tr>
+      <w:tr>
+        <w:tc>
+          <w:tcPr>
+            <w:tcW w:w="2600" w:type="dxa"/>
+            <w:tcMar>
+              <w:top w:w="80" w:type="dxa"/>
+              <w:left w:w="100" w:type="dxa"/>
+              <w:bottom w:w="80" w:type="dxa"/>
+              <w:right w:w="100" w:type="dxa"/>
+            </w:tcMar>
+          </w:tcPr>
+          <w:p>
+            <w:r>
+              <w:rPr>
+                <w:sz w:val="20"/>
+                <w:szCs w:val="20"/>
+              </w:rPr>
+              <w:t>Link “Sair” (danger) / cartão branco</w:t>
+            </w:r>
+          </w:p>
+        </w:tc>
+        <w:tc>
+          <w:tcPr>
+            <w:tcW w:w="1000" w:type="dxa"/>
+            <w:tcMar>
+              <w:top w:w="80" w:type="dxa"/>
+              <w:left w:w="100" w:type="dxa"/>
+              <w:bottom w:w="80" w:type="dxa"/>
+              <w:right w:w="100" w:type="dxa"/>
+            </w:tcMar>
+          </w:tcPr>
+          <w:p>
+            <w:r>
+              <w:rPr>
+                <w:sz w:val="20"/>
+                <w:szCs w:val="20"/>
+              </w:rPr>
+              <w:t>#AE1C31</w:t>
+            </w:r>
+          </w:p>
+        </w:tc>
+        <w:tc>
+          <w:tcPr>
+            <w:tcW w:w="1000" w:type="dxa"/>
+            <w:tcMar>
+              <w:top w:w="80" w:type="dxa"/>
+              <w:left w:w="100" w:type="dxa"/>
+              <w:bottom w:w="80" w:type="dxa"/>
+              <w:right w:w="100" w:type="dxa"/>
+            </w:tcMar>
+          </w:tcPr>
+          <w:p>
+            <w:r>
+              <w:rPr>
+                <w:sz w:val="20"/>
+                <w:szCs w:val="20"/>
+              </w:rPr>
+              <w:t>#FFFFFF</w:t>
+            </w:r>
+          </w:p>
+        </w:tc>
+        <w:tc>
+          <w:tcPr>
+            <w:tcW w:w="900" w:type="dxa"/>
+            <w:tcMar>
+              <w:top w:w="80" w:type="dxa"/>
+              <w:left w:w="100" w:type="dxa"/>
+              <w:bottom w:w="80" w:type="dxa"/>
+              <w:right w:w="100" w:type="dxa"/>
+            </w:tcMar>
+          </w:tcPr>
+          <w:p>
+            <w:r>
+              <w:rPr>
+                <w:sz w:val="20"/>
+                <w:szCs w:val="20"/>
+              </w:rPr>
+              <w:t>6.98:1</w:t>
+            </w:r>
+          </w:p>
+        </w:tc>
+        <w:tc>
+          <w:tcPr>
+            <w:tcW w:w="900" w:type="dxa"/>
+            <w:tcMar>
+              <w:top w:w="80" w:type="dxa"/>
+              <w:left w:w="100" w:type="dxa"/>
+              <w:bottom w:w="80" w:type="dxa"/>
+              <w:right w:w="100" w:type="dxa"/>
+            </w:tcMar>
+          </w:tcPr>
+          <w:p>
+            <w:r>
+              <w:rPr>
+                <w:sz w:val="20"/>
+                <w:szCs w:val="20"/>
+              </w:rPr>
+              <w:t>PASSA</w:t>
+            </w:r>
+          </w:p>
+        </w:tc>
+      </w:tr>
+      <w:tr>
+        <w:tc>
+          <w:tcPr>
+            <w:tcW w:w="2600" w:type="dxa"/>
+            <w:tcMar>
+              <w:top w:w="80" w:type="dxa"/>
+              <w:left w:w="100" w:type="dxa"/>
+              <w:bottom w:w="80" w:type="dxa"/>
+              <w:right w:w="100" w:type="dxa"/>
+            </w:tcMar>
+          </w:tcPr>
+          <w:p>
+            <w:r>
+              <w:rPr>
+                <w:sz w:val="20"/>
+                <w:szCs w:val="20"/>
+              </w:rPr>
+              <w:t>Badge prioridade baixa</w:t>
+            </w:r>
+          </w:p>
+        </w:tc>
+        <w:tc>
+          <w:tcPr>
+            <w:tcW w:w="1000" w:type="dxa"/>
+            <w:tcMar>
+              <w:top w:w="80" w:type="dxa"/>
+              <w:left w:w="100" w:type="dxa"/>
+              <w:bottom w:w="80" w:type="dxa"/>
+              <w:right w:w="100" w:type="dxa"/>
+            </w:tcMar>
+          </w:tcPr>
+          <w:p>
+            <w:r>
+              <w:rPr>
+                <w:sz w:val="20"/>
+                <w:szCs w:val="20"/>
+              </w:rPr>
+              <w:t>#157347</w:t>
+            </w:r>
+          </w:p>
+        </w:tc>
+        <w:tc>
+          <w:tcPr>
+            <w:tcW w:w="1000" w:type="dxa"/>
+            <w:tcMar>
+              <w:top w:w="80" w:type="dxa"/>
+              <w:left w:w="100" w:type="dxa"/>
+              <w:bottom w:w="80" w:type="dxa"/>
+              <w:right w:w="100" w:type="dxa"/>
+            </w:tcMar>
+          </w:tcPr>
+          <w:p>
+            <w:r>
+              <w:rPr>
+                <w:sz w:val="20"/>
+                <w:szCs w:val="20"/>
+              </w:rPr>
+              <w:t>#E3F6EA</w:t>
+            </w:r>
+          </w:p>
+        </w:tc>
+        <w:tc>
+          <w:tcPr>
+            <w:tcW w:w="900" w:type="dxa"/>
+            <w:tcMar>
+              <w:top w:w="80" w:type="dxa"/>
+              <w:left w:w="100" w:type="dxa"/>
+              <w:bottom w:w="80" w:type="dxa"/>
+              <w:right w:w="100" w:type="dxa"/>
+            </w:tcMar>
+          </w:tcPr>
+          <w:p>
+            <w:r>
+              <w:rPr>
+                <w:sz w:val="20"/>
+                <w:szCs w:val="20"/>
+              </w:rPr>
+              <w:t>5.21:1</w:t>
+            </w:r>
+          </w:p>
+        </w:tc>
+        <w:tc>
+          <w:tcPr>
+            <w:tcW w:w="900" w:type="dxa"/>
+            <w:tcMar>
+              <w:top w:w="80" w:type="dxa"/>
+              <w:left w:w="100" w:type="dxa"/>
+              <w:bottom w:w="80" w:type="dxa"/>
+              <w:right w:w="100" w:type="dxa"/>
+            </w:tcMar>
+          </w:tcPr>
+          <w:p>
+            <w:r>
+              <w:rPr>
+                <w:sz w:val="20"/>
+                <w:szCs w:val="20"/>
+              </w:rPr>
+              <w:t>PASSA</w:t>
+            </w:r>
+          </w:p>
+        </w:tc>
+      </w:tr>
+      <w:tr>
+        <w:tc>
+          <w:tcPr>
+            <w:tcW w:w="2600" w:type="dxa"/>
+            <w:tcMar>
+              <w:top w:w="80" w:type="dxa"/>
+              <w:left w:w="100" w:type="dxa"/>
+              <w:bottom w:w="80" w:type="dxa"/>
+              <w:right w:w="100" w:type="dxa"/>
+            </w:tcMar>
+          </w:tcPr>
+          <w:p>
+            <w:r>
+              <w:rPr>
+                <w:sz w:val="20"/>
+                <w:szCs w:val="20"/>
+              </w:rPr>
+              <w:t>Badge prioridade média</w:t>
+            </w:r>
+          </w:p>
+        </w:tc>
+        <w:tc>
+          <w:tcPr>
+            <w:tcW w:w="1000" w:type="dxa"/>
+            <w:tcMar>
+              <w:top w:w="80" w:type="dxa"/>
+              <w:left w:w="100" w:type="dxa"/>
+              <w:bottom w:w="80" w:type="dxa"/>
+              <w:right w:w="100" w:type="dxa"/>
+            </w:tcMar>
+          </w:tcPr>
+          <w:p>
+            <w:r>
+              <w:rPr>
+                <w:sz w:val="20"/>
+                <w:szCs w:val="20"/>
+              </w:rPr>
+              <w:t>#92590A</w:t>
+            </w:r>
+          </w:p>
+        </w:tc>
+        <w:tc>
+          <w:tcPr>
+            <w:tcW w:w="1000" w:type="dxa"/>
+            <w:tcMar>
+              <w:top w:w="80" w:type="dxa"/>
+              <w:left w:w="100" w:type="dxa"/>
+              <w:bottom w:w="80" w:type="dxa"/>
+              <w:right w:w="100" w:type="dxa"/>
+            </w:tcMar>
+          </w:tcPr>
+          <w:p>
+            <w:r>
+              <w:rPr>
+                <w:sz w:val="20"/>
+                <w:szCs w:val="20"/>
+              </w:rPr>
+              <w:t>#FDF1DC</w:t>
+            </w:r>
+          </w:p>
+        </w:tc>
+        <w:tc>
+          <w:tcPr>
+            <w:tcW w:w="900" w:type="dxa"/>
+            <w:tcMar>
+              <w:top w:w="80" w:type="dxa"/>
+              <w:left w:w="100" w:type="dxa"/>
+              <w:bottom w:w="80" w:type="dxa"/>
+              <w:right w:w="100" w:type="dxa"/>
+            </w:tcMar>
+          </w:tcPr>
+          <w:p>
+            <w:r>
+              <w:rPr>
+                <w:sz w:val="20"/>
+                <w:szCs w:val="20"/>
+              </w:rPr>
+              <w:t>5.14:1</w:t>
+            </w:r>
+          </w:p>
+        </w:tc>
+        <w:tc>
+          <w:tcPr>
+            <w:tcW w:w="900" w:type="dxa"/>
+            <w:tcMar>
+              <w:top w:w="80" w:type="dxa"/>
+              <w:left w:w="100" w:type="dxa"/>
+              <w:bottom w:w="80" w:type="dxa"/>
+              <w:right w:w="100" w:type="dxa"/>
+            </w:tcMar>
+          </w:tcPr>
+          <w:p>
+            <w:r>
+              <w:rPr>
+                <w:sz w:val="20"/>
+                <w:szCs w:val="20"/>
+              </w:rPr>
+              <w:t>PASSA</w:t>
+            </w:r>
+          </w:p>
+        </w:tc>
+      </w:tr>
+      <w:tr>
+        <w:tc>
+          <w:tcPr>
+            <w:tcW w:w="2600" w:type="dxa"/>
+            <w:tcMar>
+              <w:top w:w="80" w:type="dxa"/>
+              <w:left w:w="100" w:type="dxa"/>
+              <w:bottom w:w="80" w:type="dxa"/>
+              <w:right w:w="100" w:type="dxa"/>
+            </w:tcMar>
+          </w:tcPr>
+          <w:p>
+            <w:r>
+              <w:rPr>
+                <w:sz w:val="20"/>
+                <w:szCs w:val="20"/>
+              </w:rPr>
+              <w:lastRenderedPageBreak/>
+              <w:t>Badge prioridade alta</w:t>
+            </w:r>
+          </w:p>
+        </w:tc>
+        <w:tc>
+          <w:tcPr>
+            <w:tcW w:w="1000" w:type="dxa"/>
+            <w:tcMar>
+              <w:top w:w="80" w:type="dxa"/>
+              <w:left w:w="100" w:type="dxa"/>
+              <w:bottom w:w="80" w:type="dxa"/>
+              <w:right w:w="100" w:type="dxa"/>
+            </w:tcMar>
+          </w:tcPr>
+          <w:p>
+            <w:r>
+              <w:rPr>
+                <w:sz w:val="20"/>
+                <w:szCs w:val="20"/>
+              </w:rPr>
+              <w:t>#AE1C31</w:t>
+            </w:r>
+          </w:p>
+        </w:tc>
+        <w:tc>
+          <w:tcPr>
+            <w:tcW w:w="1000" w:type="dxa"/>
+            <w:tcMar>
+              <w:top w:w="80" w:type="dxa"/>
+              <w:left w:w="100" w:type="dxa"/>
+              <w:bottom w:w="80" w:type="dxa"/>
+              <w:right w:w="100" w:type="dxa"/>
+            </w:tcMar>
+          </w:tcPr>
+          <w:p>
+            <w:r>
+              <w:rPr>
+                <w:sz w:val="20"/>
+                <w:szCs w:val="20"/>
+              </w:rPr>
+              <w:t>#FBE7EA</w:t>
+            </w:r>
+          </w:p>
+        </w:tc>
+        <w:tc>
+          <w:tcPr>
+            <w:tcW w:w="900" w:type="dxa"/>
+            <w:tcMar>
+              <w:top w:w="80" w:type="dxa"/>
+              <w:left w:w="100" w:type="dxa"/>
+              <w:bottom w:w="80" w:type="dxa"/>
+              <w:right w:w="100" w:type="dxa"/>
+            </w:tcMar>
+          </w:tcPr>
+          <w:p>
+            <w:r>
+              <w:rPr>
+                <w:sz w:val="20"/>
+                <w:szCs w:val="20"/>
+              </w:rPr>
+              <w:t>5.89:1</w:t>
+            </w:r>
+          </w:p>
+        </w:tc>
+        <w:tc>
+          <w:tcPr>
+            <w:tcW w:w="900" w:type="dxa"/>
+            <w:tcMar>
+              <w:top w:w="80" w:type="dxa"/>
+              <w:left w:w="100" w:type="dxa"/>
+              <w:bottom w:w="80" w:type="dxa"/>
+              <w:right w:w="100" w:type="dxa"/>
+            </w:tcMar>
+          </w:tcPr>
+          <w:p>
+            <w:r>
+              <w:rPr>
+                <w:sz w:val="20"/>
+                <w:szCs w:val="20"/>
+              </w:rPr>
+              <w:t>PASSA</w:t>
+            </w:r>
+          </w:p>
+        </w:tc>
+      </w:tr>
+      <w:tr>
+        <w:tc>
+          <w:tcPr>
+            <w:tcW w:w="2600" w:type="dxa"/>
+            <w:tcMar>
+              <w:top w:w="80" w:type="dxa"/>
+              <w:left w:w="100" w:type="dxa"/>
+              <w:bottom w:w="80" w:type="dxa"/>
+              <w:right w:w="100" w:type="dxa"/>
+            </w:tcMar>
+          </w:tcPr>
+          <w:p>
+            <w:r>
+              <w:rPr>
+                <w:sz w:val="20"/>
+                <w:szCs w:val="20"/>
+              </w:rPr>
+              <w:t>Badge status pendente</w:t>
+            </w:r>
+          </w:p>
+        </w:tc>
+        <w:tc>
+          <w:tcPr>
+            <w:tcW w:w="1000" w:type="dxa"/>
+            <w:tcMar>
+              <w:top w:w="80" w:type="dxa"/>
+              <w:left w:w="100" w:type="dxa"/>
+              <w:bottom w:w="80" w:type="dxa"/>
+              <w:right w:w="100" w:type="dxa"/>
+            </w:tcMar>
+          </w:tcPr>
+          <w:p>
+            <w:r>
+              <w:rPr>
+                <w:sz w:val="20"/>
+                <w:szCs w:val="20"/>
+              </w:rPr>
+              <w:t>#16192A</w:t>
+            </w:r>
+          </w:p>
+        </w:tc>
+        <w:tc>
+          <w:tcPr>
+            <w:tcW w:w="1000" w:type="dxa"/>
+            <w:tcMar>
+              <w:top w:w="80" w:type="dxa"/>
+              <w:left w:w="100" w:type="dxa"/>
+              <w:bottom w:w="80" w:type="dxa"/>
+              <w:right w:w="100" w:type="dxa"/>
+            </w:tcMar>
+          </w:tcPr>
+          <w:p>
+            <w:r>
+              <w:rPr>
+                <w:sz w:val="20"/>
+                <w:szCs w:val="20"/>
+              </w:rPr>
+              <w:t>#DFE4EE</w:t>
+            </w:r>
+          </w:p>
+        </w:tc>
+        <w:tc>
+          <w:tcPr>
+            <w:tcW w:w="900" w:type="dxa"/>
+            <w:tcMar>
+              <w:top w:w="80" w:type="dxa"/>
+              <w:left w:w="100" w:type="dxa"/>
+              <w:bottom w:w="80" w:type="dxa"/>
+              <w:right w:w="100" w:type="dxa"/>
+            </w:tcMar>
+          </w:tcPr>
+          <w:p>
+            <w:r>
+              <w:rPr>
+                <w:sz w:val="20"/>
+                <w:szCs w:val="20"/>
+              </w:rPr>
+              <w:t>13.65:1</w:t>
+            </w:r>
+          </w:p>
+        </w:tc>
+        <w:tc>
+          <w:tcPr>
+            <w:tcW w:w="900" w:type="dxa"/>
+            <w:tcMar>
+              <w:top w:w="80" w:type="dxa"/>
+              <w:left w:w="100" w:type="dxa"/>
+              <w:bottom w:w="80" w:type="dxa"/>
+              <w:right w:w="100" w:type="dxa"/>
+            </w:tcMar>
+          </w:tcPr>
+          <w:p>
+            <w:r>
+              <w:rPr>
+                <w:sz w:val="20"/>
+                <w:szCs w:val="20"/>
+              </w:rPr>
+              <w:t>PASSA</w:t>
+            </w:r>
+          </w:p>
+        </w:tc>
+      </w:tr>
+      <w:tr>
+        <w:tc>
+          <w:tcPr>
+            <w:tcW w:w="2600" w:type="dxa"/>
+            <w:tcMar>
+              <w:top w:w="80" w:type="dxa"/>
+              <w:left w:w="100" w:type="dxa"/>
+              <w:bottom w:w="80" w:type="dxa"/>
+              <w:right w:w="100" w:type="dxa"/>
+            </w:tcMar>
+          </w:tcPr>
+          <w:p>
+            <w:r>
+              <w:rPr>
+                <w:sz w:val="20"/>
+                <w:szCs w:val="20"/>
+              </w:rPr>
+              <w:t>Badge status/categoria (azul info)</w:t>
+            </w:r>
+          </w:p>
+        </w:tc>
+        <w:tc>
+          <w:tcPr>
+            <w:tcW w:w="1000" w:type="dxa"/>
+            <w:tcMar>
+              <w:top w:w="80" w:type="dxa"/>
+              <w:left w:w="100" w:type="dxa"/>
+              <w:bottom w:w="80" w:type="dxa"/>
+              <w:right w:w="100" w:type="dxa"/>
+            </w:tcMar>
+          </w:tcPr>
+          <w:p>
+            <w:r>
+              <w:rPr>
+                <w:sz w:val="20"/>
+                <w:szCs w:val="20"/>
+              </w:rPr>
+              <w:t>#205FA8</w:t>
+            </w:r>
+          </w:p>
+        </w:tc>
+        <w:tc>
+          <w:tcPr>
+            <w:tcW w:w="1000" w:type="dxa"/>
+            <w:tcMar>
+              <w:top w:w="80" w:type="dxa"/>
+              <w:left w:w="100" w:type="dxa"/>
+              <w:bottom w:w="80" w:type="dxa"/>
+              <w:right w:w="100" w:type="dxa"/>
+            </w:tcMar>
+          </w:tcPr>
+          <w:p>
+            <w:r>
+              <w:rPr>
+                <w:sz w:val="20"/>
+                <w:szCs w:val="20"/>
+              </w:rPr>
+              <w:t>#E5EEFB</w:t>
+            </w:r>
+          </w:p>
+        </w:tc>
+        <w:tc>
+          <w:tcPr>
+            <w:tcW w:w="900" w:type="dxa"/>
+            <w:tcMar>
+              <w:top w:w="80" w:type="dxa"/>
+              <w:left w:w="100" w:type="dxa"/>
+              <w:bottom w:w="80" w:type="dxa"/>
+              <w:right w:w="100" w:type="dxa"/>
+            </w:tcMar>
+          </w:tcPr>
+          <w:p>
+            <w:r>
+              <w:rPr>
+                <w:sz w:val="20"/>
+                <w:szCs w:val="20"/>
+              </w:rPr>
+              <w:t>5.50:1</w:t>
+            </w:r>
+          </w:p>
+        </w:tc>
+        <w:tc>
+          <w:tcPr>
+            <w:tcW w:w="900" w:type="dxa"/>
+            <w:tcMar>
+              <w:top w:w="80" w:type="dxa"/>
+              <w:left w:w="100" w:type="dxa"/>
+              <w:bottom w:w="80" w:type="dxa"/>
+              <w:right w:w="100" w:type="dxa"/>
+            </w:tcMar>
+          </w:tcPr>
+          <w:p>
+            <w:r>
+              <w:rPr>
+                <w:sz w:val="20"/>
+                <w:szCs w:val="20"/>
+              </w:rPr>
+              <w:t>PASSA</w:t>
+            </w:r>
+          </w:p>
+        </w:tc>
+      </w:tr>
+      <w:tr>
+        <w:tc>
+          <w:tcPr>
+            <w:tcW w:w="2600" w:type="dxa"/>
+            <w:tcMar>
+              <w:top w:w="80" w:type="dxa"/>
+              <w:left w:w="100" w:type="dxa"/>
+              <w:bottom w:w="80" w:type="dxa"/>
+              <w:right w:w="100" w:type="dxa"/>
+            </w:tcMar>
+          </w:tcPr>
+          <w:p>
+            <w:r>
+              <w:rPr>
+                <w:sz w:val="20"/>
+                <w:szCs w:val="20"/>
+              </w:rPr>
+              <w:t>Placeholder/hint em campos de formulário</w:t>
+            </w:r>
+          </w:p>
+        </w:tc>
+        <w:tc>
+          <w:tcPr>
+            <w:tcW w:w="1000" w:type="dxa"/>
+            <w:tcMar>
+              <w:top w:w="80" w:type="dxa"/>
+              <w:left w:w="100" w:type="dxa"/>
+              <w:bottom w:w="80" w:type="dxa"/>
+              <w:right w:w="100" w:type="dxa"/>
+            </w:tcMar>
+          </w:tcPr>
+          <w:p>
+            <w:r>
+              <w:rPr>
+                <w:sz w:val="20"/>
+                <w:szCs w:val="20"/>
+              </w:rPr>
+              <w:t>#5B6577</w:t>
+            </w:r>
+          </w:p>
+        </w:tc>
+        <w:tc>
+          <w:tcPr>
+            <w:tcW w:w="1000" w:type="dxa"/>
+            <w:tcMar>
+              <w:top w:w="80" w:type="dxa"/>
+              <w:left w:w="100" w:type="dxa"/>
+              <w:bottom w:w="80" w:type="dxa"/>
+              <w:right w:w="100" w:type="dxa"/>
+            </w:tcMar>
+          </w:tcPr>
+          <w:p>
+            <w:r>
+              <w:rPr>
+                <w:sz w:val="20"/>
+                <w:szCs w:val="20"/>
+              </w:rPr>
+              <w:t>#FFFFFF</w:t>
+            </w:r>
+          </w:p>
+        </w:tc>
+        <w:tc>
+          <w:tcPr>
+            <w:tcW w:w="900" w:type="dxa"/>
+            <w:tcMar>
+              <w:top w:w="80" w:type="dxa"/>
+              <w:left w:w="100" w:type="dxa"/>
+              <w:bottom w:w="80" w:type="dxa"/>
+              <w:right w:w="100" w:type="dxa"/>
+            </w:tcMar>
+          </w:tcPr>
+          <w:p>
+            <w:r>
+              <w:rPr>
+                <w:sz w:val="20"/>
+                <w:szCs w:val="20"/>
+              </w:rPr>
+              <w:t>5.88:1</w:t>
+            </w:r>
+          </w:p>
+        </w:tc>
+        <w:tc>
+          <w:tcPr>
+            <w:tcW w:w="900" w:type="dxa"/>
+            <w:tcMar>
+              <w:top w:w="80" w:type="dxa"/>
+              <w:left w:w="100" w:type="dxa"/>
+              <w:bottom w:w="80" w:type="dxa"/>
+              <w:right w:w="100" w:type="dxa"/>
+            </w:tcMar>
+          </w:tcPr>
+          <w:p>
+            <w:r>
+              <w:rPr>
+                <w:sz w:val="20"/>
+                <w:szCs w:val="20"/>
+              </w:rPr>
+              <w:t>PASSA</w:t>
+            </w:r>
+          </w:p>
+        </w:tc>
+      </w:tr>
+    </w:tbl>
+    <w:p>
+      <w:pPr>
+        <w:spacing w:after="160"/>
+      </w:pPr>
+      <w:r>
+        <w:t>Todos os pares de cor utilizados no projeto atendem ao nível AA (4.5:1) para texto normal, incluindo o pior caso encontrado (badge de prioridade média, 5.14:1).</w:t>
       </w:r>
     </w:p>
     <w:p>
@@ -4150,23 +4542,7 @@
         <w:spacing w:after="140"/>
       </w:pPr>
       <w:r>
-        <w:t>Breakpoints principais (mobile-</w:t>
-      </w:r>
-      <w:proofErr w:type="spellStart"/>
-      <w:r>
-        <w:t>first</w:t>
-      </w:r>
-      <w:proofErr w:type="spellEnd"/>
-      <w:r>
-        <w:t>, em min-</w:t>
-      </w:r>
-      <w:proofErr w:type="spellStart"/>
-      <w:r>
-        <w:t>width</w:t>
-      </w:r>
-      <w:proofErr w:type="spellEnd"/>
-      <w:r>
-        <w:t>):</w:t>
+        <w:t>Breakpoints principais (mobile-first, em min-width):</w:t>
       </w:r>
     </w:p>
     <w:tbl>
@@ -4192,12 +4568,6 @@
         <w:gridCol w:w="3900"/>
       </w:tblGrid>
       <w:tr>
-        <w:tblPrEx>
-          <w:tblCellMar>
-            <w:top w:w="0" w:type="dxa"/>
-            <w:bottom w:w="0" w:type="dxa"/>
-          </w:tblCellMar>
-        </w:tblPrEx>
         <w:trPr>
           <w:tblHeader/>
         </w:trPr>
@@ -4272,12 +4642,6 @@
         </w:tc>
       </w:tr>
       <w:tr>
-        <w:tblPrEx>
-          <w:tblCellMar>
-            <w:top w:w="0" w:type="dxa"/>
-            <w:bottom w:w="0" w:type="dxa"/>
-          </w:tblCellMar>
-        </w:tblPrEx>
         <w:tc>
           <w:tcPr>
             <w:tcW w:w="1600" w:type="dxa"/>
@@ -4340,12 +4704,6 @@
         </w:tc>
       </w:tr>
       <w:tr>
-        <w:tblPrEx>
-          <w:tblCellMar>
-            <w:top w:w="0" w:type="dxa"/>
-            <w:bottom w:w="0" w:type="dxa"/>
-          </w:tblCellMar>
-        </w:tblPrEx>
         <w:tc>
           <w:tcPr>
             <w:tcW w:w="1600" w:type="dxa"/>
@@ -4408,12 +4766,6 @@
         </w:tc>
       </w:tr>
       <w:tr>
-        <w:tblPrEx>
-          <w:tblCellMar>
-            <w:top w:w="0" w:type="dxa"/>
-            <w:bottom w:w="0" w:type="dxa"/>
-          </w:tblCellMar>
-        </w:tblPrEx>
         <w:tc>
           <w:tcPr>
             <w:tcW w:w="1600" w:type="dxa"/>
@@ -4476,12 +4828,6 @@
         </w:tc>
       </w:tr>
       <w:tr>
-        <w:tblPrEx>
-          <w:tblCellMar>
-            <w:top w:w="0" w:type="dxa"/>
-            <w:bottom w:w="0" w:type="dxa"/>
-          </w:tblCellMar>
-        </w:tblPrEx>
         <w:tc>
           <w:tcPr>
             <w:tcW w:w="1600" w:type="dxa"/>
@@ -4544,12 +4890,6 @@
         </w:tc>
       </w:tr>
       <w:tr>
-        <w:tblPrEx>
-          <w:tblCellMar>
-            <w:top w:w="0" w:type="dxa"/>
-            <w:bottom w:w="0" w:type="dxa"/>
-          </w:tblCellMar>
-        </w:tblPrEx>
         <w:tc>
           <w:tcPr>
             <w:tcW w:w="1600" w:type="dxa"/>
@@ -4617,23 +4957,7 @@
         <w:spacing w:after="140"/>
       </w:pPr>
       <w:r>
-        <w:t>Verificação realizada manualmente nesta sessão de desenvolvimento nas larguras de 375px (mobile), 644px (tablet estreito) e 1280px (desktop), incluindo o funcionamento do menu hambúrguer (abrir/fechar via botão com aria-</w:t>
-      </w:r>
-      <w:proofErr w:type="spellStart"/>
-      <w:r>
-        <w:t>expanded</w:t>
-      </w:r>
-      <w:proofErr w:type="spellEnd"/>
-      <w:r>
-        <w:t>) e a ausência de scroll horizontal em todas as larguras testadas. Capturas de tela formais devem ser anexadas em /</w:t>
-      </w:r>
-      <w:proofErr w:type="spellStart"/>
-      <w:r>
-        <w:t>docs</w:t>
-      </w:r>
-      <w:proofErr w:type="spellEnd"/>
-      <w:r>
-        <w:t>/capturas nas próximas entregas.</w:t>
+        <w:t>Verificação realizada manualmente nesta sessão de desenvolvimento nas larguras de 375px (mobile), 644px (tablet estreito) e 1280px (desktop), incluindo o funcionamento do menu hambúrguer (abrir/fechar via botão com aria-expanded) e a ausência de scroll horizontal em todas as larguras testadas. Capturas de tela formais devem ser anexadas em /docs/capturas nas próximas entregas.</w:t>
       </w:r>
     </w:p>
     <w:p>
@@ -4660,16 +4984,26 @@
         <w:spacing w:after="140"/>
       </w:pPr>
       <w:r>
+        <w:t>Casos de teste executados manualmente nesta sessão, servindo a página localmente com o servidor embutido do PHP (php -S localhost:8000) e navegando pelo fluxo completo.</w:t>
+      </w:r>
+    </w:p>
+    <w:p>
+      <w:pPr>
+        <w:spacing w:after="160"/>
+      </w:pPr>
+      <w:r>
+        <w:rPr>
+          <w:b/>
+          <w:bCs/>
+        </w:rPr>
+        <w:t xml:space="preserve">Auditoria automatizada (Lighthouse): </w:t>
+      </w:r>
+      <w:r>
+        <w:t xml:space="preserve">executada com o Google Lighthouse 13.4.1 sobre o dashboard (dashboardTarefas.html) servido em http://localhost:8000, em dois modos de relatório — Navigation (carregamento completo da página) e Snapshot (estado atual do DOM). Resultados: Performance 100/100, Acessibilidade 98/100 (Navigation) e 21/22 (Snapshot), Boas Práticas 100/100 e SEO 100/100. Único ponto sinalizado — ordem sequencial dos headings no dashboard (h1 → h3 sem h2) — já corrigido no código com a inclusão de um &lt;h2&gt; oculto antes da lista de tarefas. Evidências em anexo: </w:t>
+      </w:r>
+      <w:r>
         <w:lastRenderedPageBreak/>
-        <w:t>Casos de teste executados manualmente nesta sessão, servindo a página localmente (http-</w:t>
-      </w:r>
-      <w:proofErr w:type="gramStart"/>
-      <w:r>
-        <w:t>server</w:t>
-      </w:r>
-      <w:proofErr w:type="gramEnd"/>
-      <w:r>
-        <w:t>) e navegando pelo fluxo completo.</w:t>
+        <w:t>Lighthouse_summary_navigation.pdf, Lighthouse_summary_snapshot.pdf e Captura de tela 2026-09-14 170903.png.</w:t>
       </w:r>
     </w:p>
     <w:tbl>
@@ -4696,12 +5030,6 @@
         <w:gridCol w:w="1496"/>
       </w:tblGrid>
       <w:tr>
-        <w:tblPrEx>
-          <w:tblCellMar>
-            <w:top w:w="0" w:type="dxa"/>
-            <w:bottom w:w="0" w:type="dxa"/>
-          </w:tblCellMar>
-        </w:tblPrEx>
         <w:trPr>
           <w:tblHeader/>
         </w:trPr>
@@ -4799,12 +5127,6 @@
         </w:tc>
       </w:tr>
       <w:tr>
-        <w:tblPrEx>
-          <w:tblCellMar>
-            <w:top w:w="0" w:type="dxa"/>
-            <w:bottom w:w="0" w:type="dxa"/>
-          </w:tblCellMar>
-        </w:tblPrEx>
         <w:tc>
           <w:tcPr>
             <w:tcW w:w="1450" w:type="dxa"/>
@@ -4861,23 +5183,7 @@
                 <w:sz w:val="20"/>
                 <w:szCs w:val="20"/>
               </w:rPr>
-              <w:t xml:space="preserve">Nome derivado do e-mail é salvo; usuário </w:t>
-            </w:r>
-            <w:proofErr w:type="spellStart"/>
-            <w:r>
-              <w:rPr>
-                <w:sz w:val="20"/>
-                <w:szCs w:val="20"/>
-              </w:rPr>
-              <w:t>é</w:t>
-            </w:r>
-            <w:proofErr w:type="spellEnd"/>
-            <w:r>
-              <w:rPr>
-                <w:sz w:val="20"/>
-                <w:szCs w:val="20"/>
-              </w:rPr>
-              <w:t xml:space="preserve"> redirecionado ao dashboard.</w:t>
+              <w:t>Nome derivado do e-mail é salvo; usuário é redirecionado ao dashboard.</w:t>
             </w:r>
           </w:p>
         </w:tc>
@@ -4903,12 +5209,6 @@
         </w:tc>
       </w:tr>
       <w:tr>
-        <w:tblPrEx>
-          <w:tblCellMar>
-            <w:top w:w="0" w:type="dxa"/>
-            <w:bottom w:w="0" w:type="dxa"/>
-          </w:tblCellMar>
-        </w:tblPrEx>
         <w:tc>
           <w:tcPr>
             <w:tcW w:w="1450" w:type="dxa"/>
@@ -4991,12 +5291,6 @@
         </w:tc>
       </w:tr>
       <w:tr>
-        <w:tblPrEx>
-          <w:tblCellMar>
-            <w:top w:w="0" w:type="dxa"/>
-            <w:bottom w:w="0" w:type="dxa"/>
-          </w:tblCellMar>
-        </w:tblPrEx>
         <w:tc>
           <w:tcPr>
             <w:tcW w:w="1450" w:type="dxa"/>
@@ -5079,12 +5373,6 @@
         </w:tc>
       </w:tr>
       <w:tr>
-        <w:tblPrEx>
-          <w:tblCellMar>
-            <w:top w:w="0" w:type="dxa"/>
-            <w:bottom w:w="0" w:type="dxa"/>
-          </w:tblCellMar>
-        </w:tblPrEx>
         <w:tc>
           <w:tcPr>
             <w:tcW w:w="1450" w:type="dxa"/>
@@ -5141,23 +5429,7 @@
                 <w:sz w:val="20"/>
                 <w:szCs w:val="20"/>
               </w:rPr>
-              <w:t xml:space="preserve">Alteração </w:t>
-            </w:r>
-            <w:proofErr w:type="spellStart"/>
-            <w:r>
-              <w:rPr>
-                <w:sz w:val="20"/>
-                <w:szCs w:val="20"/>
-              </w:rPr>
-              <w:t>é</w:t>
-            </w:r>
-            <w:proofErr w:type="spellEnd"/>
-            <w:r>
-              <w:rPr>
-                <w:sz w:val="20"/>
-                <w:szCs w:val="20"/>
-              </w:rPr>
-              <w:t xml:space="preserve"> refletida na tela de detalhes.</w:t>
+              <w:t>Alteração é refletida na tela de detalhes.</w:t>
             </w:r>
           </w:p>
         </w:tc>
@@ -5183,12 +5455,6 @@
         </w:tc>
       </w:tr>
       <w:tr>
-        <w:tblPrEx>
-          <w:tblCellMar>
-            <w:top w:w="0" w:type="dxa"/>
-            <w:bottom w:w="0" w:type="dxa"/>
-          </w:tblCellMar>
-        </w:tblPrEx>
         <w:tc>
           <w:tcPr>
             <w:tcW w:w="1450" w:type="dxa"/>
@@ -5271,12 +5537,6 @@
         </w:tc>
       </w:tr>
       <w:tr>
-        <w:tblPrEx>
-          <w:tblCellMar>
-            <w:top w:w="0" w:type="dxa"/>
-            <w:bottom w:w="0" w:type="dxa"/>
-          </w:tblCellMar>
-        </w:tblPrEx>
         <w:tc>
           <w:tcPr>
             <w:tcW w:w="1450" w:type="dxa"/>
@@ -5359,12 +5619,6 @@
         </w:tc>
       </w:tr>
       <w:tr>
-        <w:tblPrEx>
-          <w:tblCellMar>
-            <w:top w:w="0" w:type="dxa"/>
-            <w:bottom w:w="0" w:type="dxa"/>
-          </w:tblCellMar>
-        </w:tblPrEx>
         <w:tc>
           <w:tcPr>
             <w:tcW w:w="1450" w:type="dxa"/>
@@ -5421,23 +5675,7 @@
                 <w:sz w:val="20"/>
                 <w:szCs w:val="20"/>
               </w:rPr>
-              <w:t>Menu de navegação abre e fecha, com aria-</w:t>
-            </w:r>
-            <w:proofErr w:type="spellStart"/>
-            <w:r>
-              <w:rPr>
-                <w:sz w:val="20"/>
-                <w:szCs w:val="20"/>
-              </w:rPr>
-              <w:t>expanded</w:t>
-            </w:r>
-            <w:proofErr w:type="spellEnd"/>
-            <w:r>
-              <w:rPr>
-                <w:sz w:val="20"/>
-                <w:szCs w:val="20"/>
-              </w:rPr>
-              <w:t xml:space="preserve"> atualizado.</w:t>
+              <w:t>Menu de navegação abre e fecha, com aria-expanded atualizado.</w:t>
             </w:r>
           </w:p>
         </w:tc>
@@ -5479,29 +5717,7 @@
           <w:sz w:val="28"/>
           <w:szCs w:val="28"/>
         </w:rPr>
-        <w:t>10. Registro de Alterações (</w:t>
-      </w:r>
-      <w:proofErr w:type="spellStart"/>
-      <w:r>
-        <w:rPr>
-          <w:b/>
-          <w:bCs/>
-          <w:color w:val="2454E0"/>
-          <w:sz w:val="28"/>
-          <w:szCs w:val="28"/>
-        </w:rPr>
-        <w:t>Changelog</w:t>
-      </w:r>
-      <w:proofErr w:type="spellEnd"/>
-      <w:r>
-        <w:rPr>
-          <w:b/>
-          <w:bCs/>
-          <w:color w:val="2454E0"/>
-          <w:sz w:val="28"/>
-          <w:szCs w:val="28"/>
-        </w:rPr>
-        <w:t>)</w:t>
+        <w:t>10. Registro de Alterações (Changelog)</w:t>
       </w:r>
     </w:p>
     <w:tbl>
@@ -5528,12 +5744,6 @@
         <w:gridCol w:w="2041"/>
       </w:tblGrid>
       <w:tr>
-        <w:tblPrEx>
-          <w:tblCellMar>
-            <w:top w:w="0" w:type="dxa"/>
-            <w:bottom w:w="0" w:type="dxa"/>
-          </w:tblCellMar>
-        </w:tblPrEx>
         <w:trPr>
           <w:tblHeader/>
         </w:trPr>
@@ -5631,12 +5841,6 @@
         </w:tc>
       </w:tr>
       <w:tr>
-        <w:tblPrEx>
-          <w:tblCellMar>
-            <w:top w:w="0" w:type="dxa"/>
-            <w:bottom w:w="0" w:type="dxa"/>
-          </w:tblCellMar>
-        </w:tblPrEx>
         <w:tc>
           <w:tcPr>
             <w:tcW w:w="1200" w:type="dxa"/>
@@ -5713,27 +5917,12 @@
                 <w:sz w:val="20"/>
                 <w:szCs w:val="20"/>
               </w:rPr>
-              <w:t>Páginas/*.</w:t>
-            </w:r>
-            <w:proofErr w:type="spellStart"/>
-            <w:r>
-              <w:rPr>
-                <w:sz w:val="20"/>
-                <w:szCs w:val="20"/>
-              </w:rPr>
-              <w:t>html</w:t>
-            </w:r>
-            <w:proofErr w:type="spellEnd"/>
+              <w:t>Páginas/*.html</w:t>
+            </w:r>
           </w:p>
         </w:tc>
       </w:tr>
       <w:tr>
-        <w:tblPrEx>
-          <w:tblCellMar>
-            <w:top w:w="0" w:type="dxa"/>
-            <w:bottom w:w="0" w:type="dxa"/>
-          </w:tblCellMar>
-        </w:tblPrEx>
         <w:tc>
           <w:tcPr>
             <w:tcW w:w="1200" w:type="dxa"/>
@@ -5790,23 +5979,7 @@
                 <w:sz w:val="20"/>
                 <w:szCs w:val="20"/>
               </w:rPr>
-              <w:t>Criação da folha de estilos única, mobile-</w:t>
-            </w:r>
-            <w:proofErr w:type="spellStart"/>
-            <w:r>
-              <w:rPr>
-                <w:sz w:val="20"/>
-                <w:szCs w:val="20"/>
-              </w:rPr>
-              <w:t>first</w:t>
-            </w:r>
-            <w:proofErr w:type="spellEnd"/>
-            <w:r>
-              <w:rPr>
-                <w:sz w:val="20"/>
-                <w:szCs w:val="20"/>
-              </w:rPr>
-              <w:t>, com tokens de design.</w:t>
+              <w:t>Criação da folha de estilos única, mobile-first, com tokens de design.</w:t>
             </w:r>
           </w:p>
         </w:tc>
@@ -5832,12 +6005,6 @@
         </w:tc>
       </w:tr>
       <w:tr>
-        <w:tblPrEx>
-          <w:tblCellMar>
-            <w:top w:w="0" w:type="dxa"/>
-            <w:bottom w:w="0" w:type="dxa"/>
-          </w:tblCellMar>
-        </w:tblPrEx>
         <w:tc>
           <w:tcPr>
             <w:tcW w:w="1200" w:type="dxa"/>
@@ -5920,12 +6087,6 @@
         </w:tc>
       </w:tr>
       <w:tr>
-        <w:tblPrEx>
-          <w:tblCellMar>
-            <w:top w:w="0" w:type="dxa"/>
-            <w:bottom w:w="0" w:type="dxa"/>
-          </w:tblCellMar>
-        </w:tblPrEx>
         <w:tc>
           <w:tcPr>
             <w:tcW w:w="1200" w:type="dxa"/>
@@ -6002,34 +6163,18 @@
                 <w:lang w:val="en-US"/>
               </w:rPr>
             </w:pPr>
-            <w:proofErr w:type="spellStart"/>
             <w:r>
               <w:rPr>
                 <w:sz w:val="20"/>
                 <w:szCs w:val="20"/>
                 <w:lang w:val="en-US"/>
               </w:rPr>
-              <w:t>Páginas</w:t>
-            </w:r>
-            <w:proofErr w:type="spellEnd"/>
-            <w:r>
-              <w:rPr>
-                <w:sz w:val="20"/>
-                <w:szCs w:val="20"/>
-                <w:lang w:val="en-US"/>
-              </w:rPr>
-              <w:t>/*.html, Scripts/app.js</w:t>
+              <w:t>Páginas/*.html, Scripts/app.js</w:t>
             </w:r>
           </w:p>
         </w:tc>
       </w:tr>
       <w:tr>
-        <w:tblPrEx>
-          <w:tblCellMar>
-            <w:top w:w="0" w:type="dxa"/>
-            <w:bottom w:w="0" w:type="dxa"/>
-          </w:tblCellMar>
-        </w:tblPrEx>
         <w:tc>
           <w:tcPr>
             <w:tcW w:w="1200" w:type="dxa"/>
@@ -6106,17 +6251,8 @@
                 <w:sz w:val="20"/>
                 <w:szCs w:val="20"/>
               </w:rPr>
-              <w:t>Documentação/*.</w:t>
-            </w:r>
-            <w:proofErr w:type="spellStart"/>
-            <w:r>
-              <w:rPr>
-                <w:sz w:val="20"/>
-                <w:szCs w:val="20"/>
-              </w:rPr>
-              <w:t>docx</w:t>
-            </w:r>
-            <w:proofErr w:type="spellEnd"/>
+              <w:t>Documentação/*.docx</w:t>
+            </w:r>
           </w:p>
         </w:tc>
       </w:tr>
@@ -6138,7 +6274,293 @@
           <w:szCs w:val="28"/>
         </w:rPr>
         <w:lastRenderedPageBreak/>
-        <w:t>11. Declaração do Estudante</w:t>
+        <w:t>11. Processo de Desenvolvimento com IA (Claude Code)</w:t>
+      </w:r>
+    </w:p>
+    <w:p>
+      <w:pPr>
+        <w:spacing w:after="160"/>
+      </w:pPr>
+      <w:r>
+        <w:t>Este projeto foi desenvolvido com o auxílio do Claude Code (Anthropic), configurado com as diretrizes do arquivo Instruções/instruction.md, que define o estilo de desenvolvimento, os padrões de CSS/UI/UX e os requisitos de acessibilidade a serem seguidos durante a implementação.</w:t>
+      </w:r>
+    </w:p>
+    <w:p>
+      <w:pPr>
+        <w:pStyle w:val="Ttulo2"/>
+        <w:spacing w:before="200" w:after="100"/>
+      </w:pPr>
+      <w:r>
+        <w:rPr>
+          <w:b/>
+          <w:bCs/>
+          <w:color w:val="16192A"/>
+          <w:sz w:val="24"/>
+          <w:szCs w:val="24"/>
+        </w:rPr>
+        <w:t>Prompt inicial (texto integral enviado pelo aluno)</w:t>
+      </w:r>
+    </w:p>
+    <w:p>
+      <w:pPr>
+        <w:pBdr>
+          <w:top w:val="single" w:sz="4" w:space="4" w:color="DFE4EE"/>
+          <w:left w:val="single" w:sz="4" w:space="4" w:color="DFE4EE"/>
+          <w:bottom w:val="single" w:sz="4" w:space="4" w:color="DFE4EE"/>
+          <w:right w:val="single" w:sz="4" w:space="4" w:color="DFE4EE"/>
+        </w:pBdr>
+        <w:shd w:val="clear" w:color="auto" w:fill="F4F6FB"/>
+        <w:spacing w:after="160"/>
+      </w:pPr>
+      <w:r>
+        <w:rPr>
+          <w:i/>
+          <w:iCs/>
+          <w:sz w:val="20"/>
+          <w:szCs w:val="20"/>
+        </w:rPr>
+        <w:t>Leia tudo que há na pasta /Instruções, execute primeiramente todo o HTML em /Páginas, pode usar JavaScript, mas não acho que haja muita necessidade neste projeto.</w:t>
+      </w:r>
+      <w:r>
+        <w:rPr>
+          <w:i/>
+          <w:iCs/>
+          <w:sz w:val="20"/>
+          <w:szCs w:val="20"/>
+        </w:rPr>
+        <w:br/>
+      </w:r>
+      <w:r>
+        <w:rPr>
+          <w:i/>
+          <w:iCs/>
+          <w:sz w:val="20"/>
+          <w:szCs w:val="20"/>
+        </w:rPr>
+        <w:br/>
+        <w:t>Após conferir 100% do HTML, execute a pasta /Estilos. Se preferir guardar css embutido nos HMTL me avise, acho que faz sentido em certa medida. Mas a ideia central é deixar tudo muito organizado.</w:t>
+      </w:r>
+      <w:r>
+        <w:rPr>
+          <w:i/>
+          <w:iCs/>
+          <w:sz w:val="20"/>
+          <w:szCs w:val="20"/>
+        </w:rPr>
+        <w:br/>
+      </w:r>
+      <w:r>
+        <w:rPr>
+          <w:i/>
+          <w:iCs/>
+          <w:sz w:val="20"/>
+          <w:szCs w:val="20"/>
+        </w:rPr>
+        <w:br/>
+        <w:t>Não vamos usar banco de dados, é um projeto básico, mais voltado ao HTML e CSS. Me avise se achar uma forma simples de guardar alguma memória por sessão nas páginas mesmo.</w:t>
+      </w:r>
+      <w:r>
+        <w:rPr>
+          <w:i/>
+          <w:iCs/>
+          <w:sz w:val="20"/>
+          <w:szCs w:val="20"/>
+        </w:rPr>
+        <w:br/>
+      </w:r>
+      <w:r>
+        <w:rPr>
+          <w:i/>
+          <w:iCs/>
+          <w:sz w:val="20"/>
+          <w:szCs w:val="20"/>
+        </w:rPr>
+        <w:br/>
+        <w:t>POR FIM, vamos preencher /Documentação, conforme guia e template.</w:t>
+      </w:r>
+      <w:r>
+        <w:rPr>
+          <w:i/>
+          <w:iCs/>
+          <w:sz w:val="20"/>
+          <w:szCs w:val="20"/>
+        </w:rPr>
+        <w:br/>
+        <w:t>Deixe 'correções.docx' em branco.</w:t>
+      </w:r>
+      <w:r>
+        <w:rPr>
+          <w:i/>
+          <w:iCs/>
+          <w:sz w:val="20"/>
+          <w:szCs w:val="20"/>
+        </w:rPr>
+        <w:br/>
+      </w:r>
+      <w:r>
+        <w:rPr>
+          <w:i/>
+          <w:iCs/>
+          <w:sz w:val="20"/>
+          <w:szCs w:val="20"/>
+        </w:rPr>
+        <w:br/>
+        <w:t>Não saia do escopo de escrever código HTML, CSS e JS.</w:t>
+      </w:r>
+      <w:r>
+        <w:rPr>
+          <w:i/>
+          <w:iCs/>
+          <w:sz w:val="20"/>
+          <w:szCs w:val="20"/>
+        </w:rPr>
+        <w:br/>
+      </w:r>
+      <w:r>
+        <w:rPr>
+          <w:i/>
+          <w:iCs/>
+          <w:sz w:val="20"/>
+          <w:szCs w:val="20"/>
+        </w:rPr>
+        <w:br/>
+        <w:t>Se o projeto precisar de imagens ou outros elementos externos ao código, eu faço, basta me pedir.</w:t>
+      </w:r>
+      <w:r>
+        <w:rPr>
+          <w:i/>
+          <w:iCs/>
+          <w:sz w:val="20"/>
+          <w:szCs w:val="20"/>
+        </w:rPr>
+        <w:br/>
+      </w:r>
+      <w:r>
+        <w:rPr>
+          <w:i/>
+          <w:iCs/>
+          <w:sz w:val="20"/>
+          <w:szCs w:val="20"/>
+        </w:rPr>
+        <w:br/>
+        <w:t>Me pergunte o que quiser.</w:t>
+      </w:r>
+    </w:p>
+    <w:p>
+      <w:pPr>
+        <w:pStyle w:val="Ttulo2"/>
+        <w:spacing w:before="200" w:after="100"/>
+      </w:pPr>
+      <w:r>
+        <w:rPr>
+          <w:b/>
+          <w:bCs/>
+          <w:color w:val="16192A"/>
+          <w:sz w:val="24"/>
+          <w:szCs w:val="24"/>
+        </w:rPr>
+        <w:t>Ajustes realizados após o primeiro prompt (processo iterativo, não “one-shot”)</w:t>
+      </w:r>
+    </w:p>
+    <w:p>
+      <w:pPr>
+        <w:spacing w:after="100"/>
+      </w:pPr>
+      <w:r>
+        <w:t>O projeto não foi implementado em uma única etapa. Após o prompt inicial, houve várias rodadas de alinhamento, testes e correções, resumidas a seguir:</w:t>
+      </w:r>
+    </w:p>
+    <w:p>
+      <w:pPr>
+        <w:pStyle w:val="PargrafodaLista"/>
+        <w:numPr>
+          <w:ilvl w:val="0"/>
+          <w:numId w:val="1"/>
+        </w:numPr>
+        <w:spacing w:after="60"/>
+      </w:pPr>
+      <w:r>
+        <w:t>Antes de escrever código, a IA fez três perguntas de alinhamento (estilo visual, modelo de dados da tarefa e uso de localStorage para sessão), respondidas pelo aluno antes da implementação — conforme pedido no próprio Instruções/instruction.md.</w:t>
+      </w:r>
+    </w:p>
+    <w:p>
+      <w:pPr>
+        <w:pStyle w:val="PargrafodaLista"/>
+        <w:numPr>
+          <w:ilvl w:val="0"/>
+          <w:numId w:val="1"/>
+        </w:numPr>
+        <w:spacing w:after="60"/>
+      </w:pPr>
+      <w:r>
+        <w:t>Depois da primeira versão das seis páginas, foi feita uma bateria de testes manuais no navegador (mobile 375px, tablet e desktop 1280px), cobrindo login, cadastro, criação/edição/exclusão de tarefas e filtros — com pequenos ajustes de código durante o processo (ex.: capitalização do nome derivado do e-mail).</w:t>
+      </w:r>
+    </w:p>
+    <w:p>
+      <w:pPr>
+        <w:pStyle w:val="PargrafodaLista"/>
+        <w:numPr>
+          <w:ilvl w:val="0"/>
+          <w:numId w:val="1"/>
+        </w:numPr>
+        <w:spacing w:after="60"/>
+      </w:pPr>
+      <w:r>
+        <w:t>O aluno publicou o repositório no GitHub; ficou definido que commit e push seriam sempre feitos manualmente pelo aluno, não pela IA.</w:t>
+      </w:r>
+    </w:p>
+    <w:p>
+      <w:pPr>
+        <w:pStyle w:val="PargrafodaLista"/>
+        <w:numPr>
+          <w:ilvl w:val="0"/>
+          <w:numId w:val="1"/>
+        </w:numPr>
+        <w:spacing w:after="60"/>
+      </w:pPr>
+      <w:r>
+        <w:t>O aluno rodou o Google Lighthouse (via php -S localhost:8000, nos modos Navigation e Snapshot) e identificou um problema real de hierarquia de headings no dashboard (h1 → h3 sem h2), corrigido no código em seguida.</w:t>
+      </w:r>
+    </w:p>
+    <w:p>
+      <w:pPr>
+        <w:pStyle w:val="PargrafodaLista"/>
+        <w:numPr>
+          <w:ilvl w:val="0"/>
+          <w:numId w:val="1"/>
+        </w:numPr>
+        <w:spacing w:after="60"/>
+      </w:pPr>
+      <w:r>
+        <w:t>A documentação técnica passou por múltiplas rodadas de revisão: preenchimento do template, atualização de uma observação desatualizada sobre contraste, inclusão da metodologia de testes (PHP + Lighthouse) e, por fim, o cálculo formal de contraste (WCAG 2.1) apresentado na seção 7.</w:t>
+      </w:r>
+    </w:p>
+    <w:p>
+      <w:pPr>
+        <w:spacing w:after="160"/>
+      </w:pPr>
+      <w:r>
+        <w:t>Esse histórico é registrado aqui para deixar explícito que o resultado final é fruto de um processo colaborativo e iterativo entre aluno e IA, e não de uma geração única e definitiva.</w:t>
+      </w:r>
+    </w:p>
+    <w:p>
+      <w:pPr>
+        <w:pStyle w:val="Ttulo1"/>
+        <w:pBdr>
+          <w:bottom w:val="single" w:sz="6" w:space="4" w:color="2454E0"/>
+        </w:pBdr>
+        <w:spacing w:before="360" w:after="160"/>
+      </w:pPr>
+      <w:r>
+        <w:rPr>
+          <w:b/>
+          <w:bCs/>
+          <w:color w:val="2454E0"/>
+          <w:sz w:val="28"/>
+          <w:szCs w:val="28"/>
+        </w:rPr>
+        <w:lastRenderedPageBreak/>
+        <w:t>12. Declaração do Estudante</w:t>
       </w:r>
     </w:p>
     <w:p>
@@ -6154,7 +6576,7 @@
         <w:spacing w:after="140"/>
       </w:pPr>
       <w:r>
-        <w:t>Assinatura: ______________________________________     Data: 14/09/2026</w:t>
+        <w:t>Assinatura: ______Felipe Duarte___     Data: 14/09/2026</w:t>
       </w:r>
     </w:p>
     <w:sectPr>
